--- a/updated_provider_patient_dashboard.docx
+++ b/updated_provider_patient_dashboard.docx
@@ -84,6 +84,9 @@
     <w:p/>
     <w:p>
       <w:r>
+        <w:rPr>
+          <w:noProof/>
+        </w:rPr>
         <w:drawing>
           <wp:inline distT="0" distB="0" distL="0" distR="0" wp14:anchorId="53F126F2" wp14:editId="028299B0">
             <wp:extent cx="5288280" cy="3091180"/>
@@ -153,7 +156,27 @@
           <w:sz w:val="32"/>
           <w:szCs w:val="32"/>
         </w:rPr>
-        <w:t>Here the doctor can see the booked appointments under him,add procedure details for them and see the insurance details of his patients</w:t>
+        <w:t xml:space="preserve">Here the doctor can see the booked appointments under </w:t>
+      </w:r>
+      <w:proofErr w:type="spellStart"/>
+      <w:proofErr w:type="gramStart"/>
+      <w:r>
+        <w:rPr>
+          <w:rFonts w:ascii="Times New Roman" w:hAnsi="Times New Roman" w:cs="Times New Roman"/>
+          <w:sz w:val="32"/>
+          <w:szCs w:val="32"/>
+        </w:rPr>
+        <w:t>him,add</w:t>
+      </w:r>
+      <w:proofErr w:type="spellEnd"/>
+      <w:proofErr w:type="gramEnd"/>
+      <w:r>
+        <w:rPr>
+          <w:rFonts w:ascii="Times New Roman" w:hAnsi="Times New Roman" w:cs="Times New Roman"/>
+          <w:sz w:val="32"/>
+          <w:szCs w:val="32"/>
+        </w:rPr>
+        <w:t xml:space="preserve"> procedure details for them and see the insurance details of his patients</w:t>
       </w:r>
     </w:p>
     <w:p>
@@ -167,6 +190,7 @@
       <w:r>
         <w:rPr>
           <w:rFonts w:ascii="Times New Roman" w:hAnsi="Times New Roman" w:cs="Times New Roman"/>
+          <w:noProof/>
           <w:sz w:val="32"/>
           <w:szCs w:val="32"/>
         </w:rPr>
@@ -231,8 +255,36 @@
           <w:sz w:val="32"/>
           <w:szCs w:val="32"/>
         </w:rPr>
-        <w:t>These are the booked appointments under the doctor for which he can add theprocedure details for the appointment after the patient is visited .</w:t>
-      </w:r>
+        <w:t xml:space="preserve">These are the booked appointments under the doctor for which he can add </w:t>
+      </w:r>
+      <w:proofErr w:type="spellStart"/>
+      <w:r>
+        <w:rPr>
+          <w:rFonts w:ascii="Times New Roman" w:hAnsi="Times New Roman" w:cs="Times New Roman"/>
+          <w:sz w:val="32"/>
+          <w:szCs w:val="32"/>
+        </w:rPr>
+        <w:t>theprocedure</w:t>
+      </w:r>
+      <w:proofErr w:type="spellEnd"/>
+      <w:r>
+        <w:rPr>
+          <w:rFonts w:ascii="Times New Roman" w:hAnsi="Times New Roman" w:cs="Times New Roman"/>
+          <w:sz w:val="32"/>
+          <w:szCs w:val="32"/>
+        </w:rPr>
+        <w:t xml:space="preserve"> details for the appointment after the patient is </w:t>
+      </w:r>
+      <w:proofErr w:type="gramStart"/>
+      <w:r>
+        <w:rPr>
+          <w:rFonts w:ascii="Times New Roman" w:hAnsi="Times New Roman" w:cs="Times New Roman"/>
+          <w:sz w:val="32"/>
+          <w:szCs w:val="32"/>
+        </w:rPr>
+        <w:t>visited .</w:t>
+      </w:r>
+      <w:proofErr w:type="gramEnd"/>
     </w:p>
     <w:p>
       <w:pPr>
@@ -254,6 +306,7 @@
       <w:r>
         <w:rPr>
           <w:rFonts w:ascii="Times New Roman" w:hAnsi="Times New Roman" w:cs="Times New Roman"/>
+          <w:noProof/>
           <w:sz w:val="32"/>
           <w:szCs w:val="32"/>
         </w:rPr>
@@ -352,7 +405,61 @@
           <w:sz w:val="28"/>
           <w:szCs w:val="36"/>
         </w:rPr>
-        <w:t xml:space="preserve"> The medical condition is resolved in a single visit, requiring no further check-ups (e.g., fever, cold). The `procedure_date` field is populated, while `from_date` and `to_date` remain NULL.</w:t>
+        <w:t xml:space="preserve"> The medical condition is resolved in a single visit, requiring no further check-ups (e.g., fever, cold). The `</w:t>
+      </w:r>
+      <w:proofErr w:type="spellStart"/>
+      <w:r>
+        <w:rPr>
+          <w:rFonts w:ascii="Times New Roman" w:hAnsi="Times New Roman" w:cs="Times New Roman"/>
+          <w:sz w:val="28"/>
+          <w:szCs w:val="36"/>
+        </w:rPr>
+        <w:t>procedure_date</w:t>
+      </w:r>
+      <w:proofErr w:type="spellEnd"/>
+      <w:r>
+        <w:rPr>
+          <w:rFonts w:ascii="Times New Roman" w:hAnsi="Times New Roman" w:cs="Times New Roman"/>
+          <w:sz w:val="28"/>
+          <w:szCs w:val="36"/>
+        </w:rPr>
+        <w:t>` field is populated, while `</w:t>
+      </w:r>
+      <w:proofErr w:type="spellStart"/>
+      <w:r>
+        <w:rPr>
+          <w:rFonts w:ascii="Times New Roman" w:hAnsi="Times New Roman" w:cs="Times New Roman"/>
+          <w:sz w:val="28"/>
+          <w:szCs w:val="36"/>
+        </w:rPr>
+        <w:t>from_date</w:t>
+      </w:r>
+      <w:proofErr w:type="spellEnd"/>
+      <w:r>
+        <w:rPr>
+          <w:rFonts w:ascii="Times New Roman" w:hAnsi="Times New Roman" w:cs="Times New Roman"/>
+          <w:sz w:val="28"/>
+          <w:szCs w:val="36"/>
+        </w:rPr>
+        <w:t>` and `</w:t>
+      </w:r>
+      <w:proofErr w:type="spellStart"/>
+      <w:r>
+        <w:rPr>
+          <w:rFonts w:ascii="Times New Roman" w:hAnsi="Times New Roman" w:cs="Times New Roman"/>
+          <w:sz w:val="28"/>
+          <w:szCs w:val="36"/>
+        </w:rPr>
+        <w:t>to_date</w:t>
+      </w:r>
+      <w:proofErr w:type="spellEnd"/>
+      <w:r>
+        <w:rPr>
+          <w:rFonts w:ascii="Times New Roman" w:hAnsi="Times New Roman" w:cs="Times New Roman"/>
+          <w:sz w:val="28"/>
+          <w:szCs w:val="36"/>
+        </w:rPr>
+        <w:t>` remain NULL.</w:t>
       </w:r>
       <w:r>
         <w:rPr>
@@ -361,7 +468,16 @@
           <w:szCs w:val="36"/>
         </w:rPr>
         <w:br/>
-        <w:t xml:space="preserve">2. Long-Term </w:t>
+        <w:t>2. Long-</w:t>
+      </w:r>
+      <w:proofErr w:type="gramStart"/>
+      <w:r>
+        <w:rPr>
+          <w:rFonts w:ascii="Times New Roman" w:hAnsi="Times New Roman" w:cs="Times New Roman"/>
+          <w:sz w:val="28"/>
+          <w:szCs w:val="36"/>
+        </w:rPr>
+        <w:t xml:space="preserve">Term </w:t>
       </w:r>
       <w:r>
         <w:rPr>
@@ -371,13 +487,50 @@
         </w:rPr>
         <w:t>:</w:t>
       </w:r>
-      <w:r>
-        <w:rPr>
-          <w:rFonts w:ascii="Times New Roman" w:hAnsi="Times New Roman" w:cs="Times New Roman"/>
-          <w:sz w:val="28"/>
-          <w:szCs w:val="36"/>
-        </w:rPr>
-        <w:t xml:space="preserve"> The medical condition requires multiple visits for diagnosis and treatment. The `from_date` records the start date of the procedure, and `to_date` records the completion date.</w:t>
+      <w:proofErr w:type="gramEnd"/>
+      <w:r>
+        <w:rPr>
+          <w:rFonts w:ascii="Times New Roman" w:hAnsi="Times New Roman" w:cs="Times New Roman"/>
+          <w:sz w:val="28"/>
+          <w:szCs w:val="36"/>
+        </w:rPr>
+        <w:t xml:space="preserve"> The medical condition requires multiple visits for diagnosis and treatment. The `</w:t>
+      </w:r>
+      <w:proofErr w:type="spellStart"/>
+      <w:r>
+        <w:rPr>
+          <w:rFonts w:ascii="Times New Roman" w:hAnsi="Times New Roman" w:cs="Times New Roman"/>
+          <w:sz w:val="28"/>
+          <w:szCs w:val="36"/>
+        </w:rPr>
+        <w:t>from_date</w:t>
+      </w:r>
+      <w:proofErr w:type="spellEnd"/>
+      <w:r>
+        <w:rPr>
+          <w:rFonts w:ascii="Times New Roman" w:hAnsi="Times New Roman" w:cs="Times New Roman"/>
+          <w:sz w:val="28"/>
+          <w:szCs w:val="36"/>
+        </w:rPr>
+        <w:t>` records the start date of the procedure, and `</w:t>
+      </w:r>
+      <w:proofErr w:type="spellStart"/>
+      <w:r>
+        <w:rPr>
+          <w:rFonts w:ascii="Times New Roman" w:hAnsi="Times New Roman" w:cs="Times New Roman"/>
+          <w:sz w:val="28"/>
+          <w:szCs w:val="36"/>
+        </w:rPr>
+        <w:t>to_date</w:t>
+      </w:r>
+      <w:proofErr w:type="spellEnd"/>
+      <w:r>
+        <w:rPr>
+          <w:rFonts w:ascii="Times New Roman" w:hAnsi="Times New Roman" w:cs="Times New Roman"/>
+          <w:sz w:val="28"/>
+          <w:szCs w:val="36"/>
+        </w:rPr>
+        <w:t>` records the completion date.</w:t>
       </w:r>
     </w:p>
     <w:p>
@@ -395,8 +548,18 @@
           <w:sz w:val="40"/>
           <w:szCs w:val="40"/>
         </w:rPr>
-        <w:t>3. Table: medical_procedure</w:t>
-      </w:r>
+        <w:t xml:space="preserve">3. Table: </w:t>
+      </w:r>
+      <w:proofErr w:type="spellStart"/>
+      <w:r>
+        <w:rPr>
+          <w:rFonts w:ascii="Times New Roman" w:hAnsi="Times New Roman" w:cs="Times New Roman"/>
+          <w:sz w:val="40"/>
+          <w:szCs w:val="40"/>
+        </w:rPr>
+        <w:t>medical_procedure</w:t>
+      </w:r>
+      <w:proofErr w:type="spellEnd"/>
     </w:p>
     <w:p>
       <w:pPr>
@@ -412,7 +575,25 @@
           <w:sz w:val="28"/>
           <w:szCs w:val="36"/>
         </w:rPr>
-        <w:t>The `medical_procedure` table stores detailed information about medical procedures performed on patients, including procedure type, status, and diagnosis details.</w:t>
+        <w:t>The `</w:t>
+      </w:r>
+      <w:proofErr w:type="spellStart"/>
+      <w:r>
+        <w:rPr>
+          <w:rFonts w:ascii="Times New Roman" w:hAnsi="Times New Roman" w:cs="Times New Roman"/>
+          <w:sz w:val="28"/>
+          <w:szCs w:val="36"/>
+        </w:rPr>
+        <w:t>medical_procedure</w:t>
+      </w:r>
+      <w:proofErr w:type="spellEnd"/>
+      <w:r>
+        <w:rPr>
+          <w:rFonts w:ascii="Times New Roman" w:hAnsi="Times New Roman" w:cs="Times New Roman"/>
+          <w:sz w:val="28"/>
+          <w:szCs w:val="36"/>
+        </w:rPr>
+        <w:t>` table stores detailed information about medical procedures performed on patients, including procedure type, status, and diagnosis details.</w:t>
       </w:r>
     </w:p>
     <w:p>
@@ -436,95 +617,257 @@
       <w:pPr>
         <w:rPr>
           <w:rFonts w:ascii="Times New Roman" w:hAnsi="Times New Roman" w:cs="Times New Roman"/>
-          <w:sz w:val="28"/>
-          <w:szCs w:val="36"/>
+          <w:sz w:val="24"/>
+          <w:szCs w:val="32"/>
         </w:rPr>
       </w:pPr>
       <w:r>
         <w:rPr>
           <w:rFonts w:ascii="Times New Roman" w:hAnsi="Times New Roman" w:cs="Times New Roman"/>
-          <w:sz w:val="28"/>
-          <w:szCs w:val="36"/>
-        </w:rPr>
-        <w:t>CREATE TABLE medical_procedure (</w:t>
-      </w:r>
-      <w:r>
-        <w:rPr>
-          <w:rFonts w:ascii="Times New Roman" w:hAnsi="Times New Roman" w:cs="Times New Roman"/>
-          <w:sz w:val="28"/>
-          <w:szCs w:val="36"/>
+          <w:sz w:val="24"/>
+          <w:szCs w:val="32"/>
+        </w:rPr>
+        <w:t xml:space="preserve">CREATE TABLE </w:t>
+      </w:r>
+      <w:proofErr w:type="spellStart"/>
+      <w:r>
+        <w:rPr>
+          <w:rFonts w:ascii="Times New Roman" w:hAnsi="Times New Roman" w:cs="Times New Roman"/>
+          <w:sz w:val="24"/>
+          <w:szCs w:val="32"/>
+        </w:rPr>
+        <w:t>medical_procedure</w:t>
+      </w:r>
+      <w:proofErr w:type="spellEnd"/>
+      <w:r>
+        <w:rPr>
+          <w:rFonts w:ascii="Times New Roman" w:hAnsi="Times New Roman" w:cs="Times New Roman"/>
+          <w:sz w:val="24"/>
+          <w:szCs w:val="32"/>
+        </w:rPr>
+        <w:t xml:space="preserve"> (</w:t>
+      </w:r>
+      <w:r>
+        <w:rPr>
+          <w:rFonts w:ascii="Times New Roman" w:hAnsi="Times New Roman" w:cs="Times New Roman"/>
+          <w:sz w:val="24"/>
+          <w:szCs w:val="32"/>
         </w:rPr>
         <w:br/>
-        <w:t xml:space="preserve">    procedure_id VARCHAR(20) PRIMARY KEY,</w:t>
-      </w:r>
-      <w:r>
-        <w:rPr>
-          <w:rFonts w:ascii="Times New Roman" w:hAnsi="Times New Roman" w:cs="Times New Roman"/>
-          <w:sz w:val="28"/>
-          <w:szCs w:val="36"/>
+        <w:t xml:space="preserve">    </w:t>
+      </w:r>
+      <w:proofErr w:type="spellStart"/>
+      <w:r>
+        <w:rPr>
+          <w:rFonts w:ascii="Times New Roman" w:hAnsi="Times New Roman" w:cs="Times New Roman"/>
+          <w:sz w:val="24"/>
+          <w:szCs w:val="32"/>
+        </w:rPr>
+        <w:t>procedure_id</w:t>
+      </w:r>
+      <w:proofErr w:type="spellEnd"/>
+      <w:r>
+        <w:rPr>
+          <w:rFonts w:ascii="Times New Roman" w:hAnsi="Times New Roman" w:cs="Times New Roman"/>
+          <w:sz w:val="24"/>
+          <w:szCs w:val="32"/>
+        </w:rPr>
+        <w:t xml:space="preserve"> VARCHAR(20) PRIMARY KEY,</w:t>
+      </w:r>
+      <w:r>
+        <w:rPr>
+          <w:rFonts w:ascii="Times New Roman" w:hAnsi="Times New Roman" w:cs="Times New Roman"/>
+          <w:sz w:val="24"/>
+          <w:szCs w:val="32"/>
         </w:rPr>
         <w:br/>
-        <w:t xml:space="preserve">    appointment_id VARCHAR(20) NOT NULL,</w:t>
-      </w:r>
-      <w:r>
-        <w:rPr>
-          <w:rFonts w:ascii="Times New Roman" w:hAnsi="Times New Roman" w:cs="Times New Roman"/>
-          <w:sz w:val="28"/>
-          <w:szCs w:val="36"/>
+        <w:t xml:space="preserve">    </w:t>
+      </w:r>
+      <w:proofErr w:type="spellStart"/>
+      <w:r>
+        <w:rPr>
+          <w:rFonts w:ascii="Times New Roman" w:hAnsi="Times New Roman" w:cs="Times New Roman"/>
+          <w:sz w:val="24"/>
+          <w:szCs w:val="32"/>
+        </w:rPr>
+        <w:t>appointment_id</w:t>
+      </w:r>
+      <w:proofErr w:type="spellEnd"/>
+      <w:r>
+        <w:rPr>
+          <w:rFonts w:ascii="Times New Roman" w:hAnsi="Times New Roman" w:cs="Times New Roman"/>
+          <w:sz w:val="24"/>
+          <w:szCs w:val="32"/>
+        </w:rPr>
+        <w:t xml:space="preserve"> VARCHAR(20) NOT NULL,</w:t>
+      </w:r>
+      <w:r>
+        <w:rPr>
+          <w:rFonts w:ascii="Times New Roman" w:hAnsi="Times New Roman" w:cs="Times New Roman"/>
+          <w:sz w:val="24"/>
+          <w:szCs w:val="32"/>
         </w:rPr>
         <w:br/>
-        <w:t xml:space="preserve">    h_id VARCHAR(20) NOT NULL,</w:t>
-      </w:r>
-      <w:r>
-        <w:rPr>
-          <w:rFonts w:ascii="Times New Roman" w:hAnsi="Times New Roman" w:cs="Times New Roman"/>
-          <w:sz w:val="28"/>
-          <w:szCs w:val="36"/>
+        <w:t xml:space="preserve">    </w:t>
+      </w:r>
+      <w:proofErr w:type="spellStart"/>
+      <w:r>
+        <w:rPr>
+          <w:rFonts w:ascii="Times New Roman" w:hAnsi="Times New Roman" w:cs="Times New Roman"/>
+          <w:sz w:val="24"/>
+          <w:szCs w:val="32"/>
+        </w:rPr>
+        <w:t>h_id</w:t>
+      </w:r>
+      <w:proofErr w:type="spellEnd"/>
+      <w:r>
+        <w:rPr>
+          <w:rFonts w:ascii="Times New Roman" w:hAnsi="Times New Roman" w:cs="Times New Roman"/>
+          <w:sz w:val="24"/>
+          <w:szCs w:val="32"/>
+        </w:rPr>
+        <w:t xml:space="preserve"> VARCHAR(20) NOT NULL,</w:t>
+      </w:r>
+      <w:r>
+        <w:rPr>
+          <w:rFonts w:ascii="Times New Roman" w:hAnsi="Times New Roman" w:cs="Times New Roman"/>
+          <w:sz w:val="24"/>
+          <w:szCs w:val="32"/>
         </w:rPr>
         <w:br/>
-        <w:t xml:space="preserve">    provider_id VARCHAR(20) NOT NULL,</w:t>
-      </w:r>
-      <w:r>
-        <w:rPr>
-          <w:rFonts w:ascii="Times New Roman" w:hAnsi="Times New Roman" w:cs="Times New Roman"/>
-          <w:sz w:val="28"/>
-          <w:szCs w:val="36"/>
+        <w:t xml:space="preserve">    </w:t>
+      </w:r>
+      <w:proofErr w:type="spellStart"/>
+      <w:r>
+        <w:rPr>
+          <w:rFonts w:ascii="Times New Roman" w:hAnsi="Times New Roman" w:cs="Times New Roman"/>
+          <w:sz w:val="24"/>
+          <w:szCs w:val="32"/>
+        </w:rPr>
+        <w:t>provider_id</w:t>
+      </w:r>
+      <w:proofErr w:type="spellEnd"/>
+      <w:r>
+        <w:rPr>
+          <w:rFonts w:ascii="Times New Roman" w:hAnsi="Times New Roman" w:cs="Times New Roman"/>
+          <w:sz w:val="24"/>
+          <w:szCs w:val="32"/>
+        </w:rPr>
+        <w:t xml:space="preserve"> VARCHAR(20) NOT NULL,</w:t>
+      </w:r>
+      <w:r>
+        <w:rPr>
+          <w:rFonts w:ascii="Times New Roman" w:hAnsi="Times New Roman" w:cs="Times New Roman"/>
+          <w:sz w:val="24"/>
+          <w:szCs w:val="32"/>
         </w:rPr>
         <w:br/>
-        <w:t xml:space="preserve">    doctor_id VARCHAR(20) NOT NULL,</w:t>
-      </w:r>
-      <w:r>
-        <w:rPr>
-          <w:rFonts w:ascii="Times New Roman" w:hAnsi="Times New Roman" w:cs="Times New Roman"/>
-          <w:sz w:val="28"/>
-          <w:szCs w:val="36"/>
+        <w:t xml:space="preserve">    </w:t>
+      </w:r>
+      <w:proofErr w:type="spellStart"/>
+      <w:r>
+        <w:rPr>
+          <w:rFonts w:ascii="Times New Roman" w:hAnsi="Times New Roman" w:cs="Times New Roman"/>
+          <w:sz w:val="24"/>
+          <w:szCs w:val="32"/>
+        </w:rPr>
+        <w:t>doctor_id</w:t>
+      </w:r>
+      <w:proofErr w:type="spellEnd"/>
+      <w:r>
+        <w:rPr>
+          <w:rFonts w:ascii="Times New Roman" w:hAnsi="Times New Roman" w:cs="Times New Roman"/>
+          <w:sz w:val="24"/>
+          <w:szCs w:val="32"/>
+        </w:rPr>
+        <w:t xml:space="preserve"> VARCHAR(20) NOT NULL,</w:t>
+      </w:r>
+      <w:r>
+        <w:rPr>
+          <w:rFonts w:ascii="Times New Roman" w:hAnsi="Times New Roman" w:cs="Times New Roman"/>
+          <w:sz w:val="24"/>
+          <w:szCs w:val="32"/>
         </w:rPr>
         <w:br/>
-        <w:t xml:space="preserve">    procedure_date DATE,                           </w:t>
-      </w:r>
-      <w:r>
-        <w:rPr>
-          <w:rFonts w:ascii="Times New Roman" w:hAnsi="Times New Roman" w:cs="Times New Roman"/>
-          <w:sz w:val="28"/>
-          <w:szCs w:val="36"/>
+        <w:t xml:space="preserve">    </w:t>
+      </w:r>
+      <w:proofErr w:type="spellStart"/>
+      <w:r>
+        <w:rPr>
+          <w:rFonts w:ascii="Times New Roman" w:hAnsi="Times New Roman" w:cs="Times New Roman"/>
+          <w:sz w:val="24"/>
+          <w:szCs w:val="32"/>
+        </w:rPr>
+        <w:t>procedure_date</w:t>
+      </w:r>
+      <w:proofErr w:type="spellEnd"/>
+      <w:r>
+        <w:rPr>
+          <w:rFonts w:ascii="Times New Roman" w:hAnsi="Times New Roman" w:cs="Times New Roman"/>
+          <w:sz w:val="24"/>
+          <w:szCs w:val="32"/>
+        </w:rPr>
+        <w:t xml:space="preserve"> DATE,                           </w:t>
+      </w:r>
+      <w:r>
+        <w:rPr>
+          <w:rFonts w:ascii="Times New Roman" w:hAnsi="Times New Roman" w:cs="Times New Roman"/>
+          <w:sz w:val="24"/>
+          <w:szCs w:val="32"/>
         </w:rPr>
         <w:br/>
-        <w:t xml:space="preserve">    from_date TIMESTAMP DEFAULT CURRENT_TIMESTAMP, </w:t>
-      </w:r>
-      <w:r>
-        <w:rPr>
-          <w:rFonts w:ascii="Times New Roman" w:hAnsi="Times New Roman" w:cs="Times New Roman"/>
-          <w:sz w:val="28"/>
-          <w:szCs w:val="36"/>
+        <w:t xml:space="preserve">    </w:t>
+      </w:r>
+      <w:proofErr w:type="spellStart"/>
+      <w:r>
+        <w:rPr>
+          <w:rFonts w:ascii="Times New Roman" w:hAnsi="Times New Roman" w:cs="Times New Roman"/>
+          <w:sz w:val="24"/>
+          <w:szCs w:val="32"/>
+        </w:rPr>
+        <w:t>from_date</w:t>
+      </w:r>
+      <w:proofErr w:type="spellEnd"/>
+      <w:r>
+        <w:rPr>
+          <w:rFonts w:ascii="Times New Roman" w:hAnsi="Times New Roman" w:cs="Times New Roman"/>
+          <w:sz w:val="24"/>
+          <w:szCs w:val="32"/>
+        </w:rPr>
+        <w:t xml:space="preserve"> TIMESTAMP DEFAULT CURRENT_TIMESTAMP, </w:t>
+      </w:r>
+      <w:r>
+        <w:rPr>
+          <w:rFonts w:ascii="Times New Roman" w:hAnsi="Times New Roman" w:cs="Times New Roman"/>
+          <w:sz w:val="24"/>
+          <w:szCs w:val="32"/>
         </w:rPr>
         <w:br/>
-        <w:t xml:space="preserve">    to_date TIMESTAMP,                             </w:t>
-      </w:r>
-      <w:r>
-        <w:rPr>
-          <w:rFonts w:ascii="Times New Roman" w:hAnsi="Times New Roman" w:cs="Times New Roman"/>
-          <w:sz w:val="28"/>
-          <w:szCs w:val="36"/>
+        <w:t xml:space="preserve">    </w:t>
+      </w:r>
+      <w:proofErr w:type="spellStart"/>
+      <w:r>
+        <w:rPr>
+          <w:rFonts w:ascii="Times New Roman" w:hAnsi="Times New Roman" w:cs="Times New Roman"/>
+          <w:sz w:val="24"/>
+          <w:szCs w:val="32"/>
+        </w:rPr>
+        <w:t>to_date</w:t>
+      </w:r>
+      <w:proofErr w:type="spellEnd"/>
+      <w:r>
+        <w:rPr>
+          <w:rFonts w:ascii="Times New Roman" w:hAnsi="Times New Roman" w:cs="Times New Roman"/>
+          <w:sz w:val="24"/>
+          <w:szCs w:val="32"/>
+        </w:rPr>
+        <w:t xml:space="preserve"> TIMESTAMP,                             </w:t>
+      </w:r>
+      <w:r>
+        <w:rPr>
+          <w:rFonts w:ascii="Times New Roman" w:hAnsi="Times New Roman" w:cs="Times New Roman"/>
+          <w:sz w:val="24"/>
+          <w:szCs w:val="32"/>
         </w:rPr>
         <w:br/>
         <w:t xml:space="preserve">    diagnosis TEXT NOT NULL,</w:t>
@@ -532,8 +875,8 @@
       <w:r>
         <w:rPr>
           <w:rFonts w:ascii="Times New Roman" w:hAnsi="Times New Roman" w:cs="Times New Roman"/>
-          <w:sz w:val="28"/>
-          <w:szCs w:val="36"/>
+          <w:sz w:val="24"/>
+          <w:szCs w:val="32"/>
         </w:rPr>
         <w:br/>
         <w:t xml:space="preserve">    recommendations TEXT,</w:t>
@@ -541,83 +884,298 @@
       <w:r>
         <w:rPr>
           <w:rFonts w:ascii="Times New Roman" w:hAnsi="Times New Roman" w:cs="Times New Roman"/>
-          <w:sz w:val="28"/>
-          <w:szCs w:val="36"/>
+          <w:sz w:val="24"/>
+          <w:szCs w:val="32"/>
         </w:rPr>
         <w:br/>
-        <w:t xml:space="preserve">    procedure_type ENUM('SINGLE_DAY','LONG_TERM'),</w:t>
-      </w:r>
-      <w:r>
-        <w:rPr>
-          <w:rFonts w:ascii="Times New Roman" w:hAnsi="Times New Roman" w:cs="Times New Roman"/>
-          <w:sz w:val="28"/>
-          <w:szCs w:val="36"/>
+        <w:t xml:space="preserve">    </w:t>
+      </w:r>
+      <w:proofErr w:type="spellStart"/>
+      <w:r>
+        <w:rPr>
+          <w:rFonts w:ascii="Times New Roman" w:hAnsi="Times New Roman" w:cs="Times New Roman"/>
+          <w:sz w:val="24"/>
+          <w:szCs w:val="32"/>
+        </w:rPr>
+        <w:t>procedure_type</w:t>
+      </w:r>
+      <w:proofErr w:type="spellEnd"/>
+      <w:r>
+        <w:rPr>
+          <w:rFonts w:ascii="Times New Roman" w:hAnsi="Times New Roman" w:cs="Times New Roman"/>
+          <w:sz w:val="24"/>
+          <w:szCs w:val="32"/>
+        </w:rPr>
+        <w:t xml:space="preserve"> ENUM('SINGLE_DAY','LONG_TERM'),</w:t>
+      </w:r>
+      <w:r>
+        <w:rPr>
+          <w:rFonts w:ascii="Times New Roman" w:hAnsi="Times New Roman" w:cs="Times New Roman"/>
+          <w:sz w:val="24"/>
+          <w:szCs w:val="32"/>
         </w:rPr>
         <w:br/>
-        <w:t xml:space="preserve">    procedure_status ENUM('IN_PROGRESS', 'COMPLETED'),</w:t>
-      </w:r>
-      <w:r>
-        <w:rPr>
-          <w:rFonts w:ascii="Times New Roman" w:hAnsi="Times New Roman" w:cs="Times New Roman"/>
-          <w:sz w:val="28"/>
-          <w:szCs w:val="36"/>
+        <w:t xml:space="preserve">    </w:t>
+      </w:r>
+      <w:proofErr w:type="spellStart"/>
+      <w:r>
+        <w:rPr>
+          <w:rFonts w:ascii="Times New Roman" w:hAnsi="Times New Roman" w:cs="Times New Roman"/>
+          <w:sz w:val="24"/>
+          <w:szCs w:val="32"/>
+        </w:rPr>
+        <w:t>procedure_status</w:t>
+      </w:r>
+      <w:proofErr w:type="spellEnd"/>
+      <w:r>
+        <w:rPr>
+          <w:rFonts w:ascii="Times New Roman" w:hAnsi="Times New Roman" w:cs="Times New Roman"/>
+          <w:sz w:val="24"/>
+          <w:szCs w:val="32"/>
+        </w:rPr>
+        <w:t xml:space="preserve"> ENUM('IN_PROGRESS', 'COMPLETED'),</w:t>
+      </w:r>
+      <w:r>
+        <w:rPr>
+          <w:rFonts w:ascii="Times New Roman" w:hAnsi="Times New Roman" w:cs="Times New Roman"/>
+          <w:sz w:val="24"/>
+          <w:szCs w:val="32"/>
         </w:rPr>
         <w:br/>
-        <w:t xml:space="preserve">    created_at TIMESTAMP DEFAULT CURRENT_TIMESTAMP,</w:t>
-      </w:r>
-      <w:r>
-        <w:rPr>
-          <w:rFonts w:ascii="Times New Roman" w:hAnsi="Times New Roman" w:cs="Times New Roman"/>
-          <w:sz w:val="28"/>
-          <w:szCs w:val="36"/>
+        <w:t xml:space="preserve">    </w:t>
+      </w:r>
+      <w:proofErr w:type="spellStart"/>
+      <w:r>
+        <w:rPr>
+          <w:rFonts w:ascii="Times New Roman" w:hAnsi="Times New Roman" w:cs="Times New Roman"/>
+          <w:sz w:val="24"/>
+          <w:szCs w:val="32"/>
+        </w:rPr>
+        <w:t>created_at</w:t>
+      </w:r>
+      <w:proofErr w:type="spellEnd"/>
+      <w:r>
+        <w:rPr>
+          <w:rFonts w:ascii="Times New Roman" w:hAnsi="Times New Roman" w:cs="Times New Roman"/>
+          <w:sz w:val="24"/>
+          <w:szCs w:val="32"/>
+        </w:rPr>
+        <w:t xml:space="preserve"> TIMESTAMP DEFAULT CURRENT_TIMESTAMP,</w:t>
+      </w:r>
+      <w:r>
+        <w:rPr>
+          <w:rFonts w:ascii="Times New Roman" w:hAnsi="Times New Roman" w:cs="Times New Roman"/>
+          <w:sz w:val="24"/>
+          <w:szCs w:val="32"/>
         </w:rPr>
         <w:br/>
-        <w:t xml:space="preserve">    FOREIGN KEY (appointment_id) REFERENCES Appointment(appointment_id),</w:t>
-      </w:r>
-      <w:r>
-        <w:rPr>
-          <w:rFonts w:ascii="Times New Roman" w:hAnsi="Times New Roman" w:cs="Times New Roman"/>
-          <w:sz w:val="28"/>
-          <w:szCs w:val="36"/>
+        <w:t xml:space="preserve">    FOREIGN KEY (</w:t>
+      </w:r>
+      <w:proofErr w:type="spellStart"/>
+      <w:r>
+        <w:rPr>
+          <w:rFonts w:ascii="Times New Roman" w:hAnsi="Times New Roman" w:cs="Times New Roman"/>
+          <w:sz w:val="24"/>
+          <w:szCs w:val="32"/>
+        </w:rPr>
+        <w:t>appointment_id</w:t>
+      </w:r>
+      <w:proofErr w:type="spellEnd"/>
+      <w:r>
+        <w:rPr>
+          <w:rFonts w:ascii="Times New Roman" w:hAnsi="Times New Roman" w:cs="Times New Roman"/>
+          <w:sz w:val="24"/>
+          <w:szCs w:val="32"/>
+        </w:rPr>
+        <w:t>) REFERENCES Appointment(</w:t>
+      </w:r>
+      <w:proofErr w:type="spellStart"/>
+      <w:r>
+        <w:rPr>
+          <w:rFonts w:ascii="Times New Roman" w:hAnsi="Times New Roman" w:cs="Times New Roman"/>
+          <w:sz w:val="24"/>
+          <w:szCs w:val="32"/>
+        </w:rPr>
+        <w:t>appointment_id</w:t>
+      </w:r>
+      <w:proofErr w:type="spellEnd"/>
+      <w:r>
+        <w:rPr>
+          <w:rFonts w:ascii="Times New Roman" w:hAnsi="Times New Roman" w:cs="Times New Roman"/>
+          <w:sz w:val="24"/>
+          <w:szCs w:val="32"/>
+        </w:rPr>
+        <w:t>),</w:t>
+      </w:r>
+      <w:r>
+        <w:rPr>
+          <w:rFonts w:ascii="Times New Roman" w:hAnsi="Times New Roman" w:cs="Times New Roman"/>
+          <w:sz w:val="24"/>
+          <w:szCs w:val="32"/>
         </w:rPr>
         <w:br/>
-        <w:t xml:space="preserve">    FOREIGN KEY (h_id) REFERENCES Recipient(h_id),</w:t>
-      </w:r>
-      <w:r>
-        <w:rPr>
-          <w:rFonts w:ascii="Times New Roman" w:hAnsi="Times New Roman" w:cs="Times New Roman"/>
-          <w:sz w:val="28"/>
-          <w:szCs w:val="36"/>
+        <w:t xml:space="preserve">    FOREIGN KEY (</w:t>
+      </w:r>
+      <w:proofErr w:type="spellStart"/>
+      <w:r>
+        <w:rPr>
+          <w:rFonts w:ascii="Times New Roman" w:hAnsi="Times New Roman" w:cs="Times New Roman"/>
+          <w:sz w:val="24"/>
+          <w:szCs w:val="32"/>
+        </w:rPr>
+        <w:t>h_id</w:t>
+      </w:r>
+      <w:proofErr w:type="spellEnd"/>
+      <w:r>
+        <w:rPr>
+          <w:rFonts w:ascii="Times New Roman" w:hAnsi="Times New Roman" w:cs="Times New Roman"/>
+          <w:sz w:val="24"/>
+          <w:szCs w:val="32"/>
+        </w:rPr>
+        <w:t>) REFERENCES Recipient(</w:t>
+      </w:r>
+      <w:proofErr w:type="spellStart"/>
+      <w:r>
+        <w:rPr>
+          <w:rFonts w:ascii="Times New Roman" w:hAnsi="Times New Roman" w:cs="Times New Roman"/>
+          <w:sz w:val="24"/>
+          <w:szCs w:val="32"/>
+        </w:rPr>
+        <w:t>h_id</w:t>
+      </w:r>
+      <w:proofErr w:type="spellEnd"/>
+      <w:r>
+        <w:rPr>
+          <w:rFonts w:ascii="Times New Roman" w:hAnsi="Times New Roman" w:cs="Times New Roman"/>
+          <w:sz w:val="24"/>
+          <w:szCs w:val="32"/>
+        </w:rPr>
+        <w:t>),</w:t>
+      </w:r>
+      <w:r>
+        <w:rPr>
+          <w:rFonts w:ascii="Times New Roman" w:hAnsi="Times New Roman" w:cs="Times New Roman"/>
+          <w:sz w:val="24"/>
+          <w:szCs w:val="32"/>
         </w:rPr>
         <w:br/>
-        <w:t xml:space="preserve">    FOREIGN KEY (provider_id) REFERENCES Providers(provider_id),</w:t>
-      </w:r>
-      <w:r>
-        <w:rPr>
-          <w:rFonts w:ascii="Times New Roman" w:hAnsi="Times New Roman" w:cs="Times New Roman"/>
-          <w:sz w:val="28"/>
-          <w:szCs w:val="36"/>
-        </w:rPr>
-        <w:br/>
-      </w:r>
-      <w:r>
-        <w:rPr>
-          <w:rFonts w:ascii="Times New Roman" w:hAnsi="Times New Roman" w:cs="Times New Roman"/>
-          <w:sz w:val="28"/>
-          <w:szCs w:val="36"/>
-        </w:rPr>
-        <w:lastRenderedPageBreak/>
-        <w:t xml:space="preserve">    FOREIGN KEY (doctor_id) REFERENCES Doctors(doctor_id)</w:t>
-      </w:r>
-      <w:r>
-        <w:rPr>
-          <w:rFonts w:ascii="Times New Roman" w:hAnsi="Times New Roman" w:cs="Times New Roman"/>
-          <w:sz w:val="28"/>
-          <w:szCs w:val="36"/>
+        <w:t xml:space="preserve">    FOREIGN KEY (</w:t>
+      </w:r>
+      <w:proofErr w:type="spellStart"/>
+      <w:r>
+        <w:rPr>
+          <w:rFonts w:ascii="Times New Roman" w:hAnsi="Times New Roman" w:cs="Times New Roman"/>
+          <w:sz w:val="24"/>
+          <w:szCs w:val="32"/>
+        </w:rPr>
+        <w:t>provider_id</w:t>
+      </w:r>
+      <w:proofErr w:type="spellEnd"/>
+      <w:r>
+        <w:rPr>
+          <w:rFonts w:ascii="Times New Roman" w:hAnsi="Times New Roman" w:cs="Times New Roman"/>
+          <w:sz w:val="24"/>
+          <w:szCs w:val="32"/>
+        </w:rPr>
+        <w:t>) REFERENCES Providers(</w:t>
+      </w:r>
+      <w:proofErr w:type="spellStart"/>
+      <w:r>
+        <w:rPr>
+          <w:rFonts w:ascii="Times New Roman" w:hAnsi="Times New Roman" w:cs="Times New Roman"/>
+          <w:sz w:val="24"/>
+          <w:szCs w:val="32"/>
+        </w:rPr>
+        <w:t>provider_id</w:t>
+      </w:r>
+      <w:proofErr w:type="spellEnd"/>
+      <w:r>
+        <w:rPr>
+          <w:rFonts w:ascii="Times New Roman" w:hAnsi="Times New Roman" w:cs="Times New Roman"/>
+          <w:sz w:val="24"/>
+          <w:szCs w:val="32"/>
+        </w:rPr>
+        <w:t xml:space="preserve">) </w:t>
+      </w:r>
+    </w:p>
+    <w:p>
+      <w:pPr>
+        <w:rPr>
+          <w:rFonts w:ascii="Times New Roman" w:hAnsi="Times New Roman" w:cs="Times New Roman"/>
+          <w:sz w:val="24"/>
+          <w:szCs w:val="32"/>
+        </w:rPr>
+      </w:pPr>
+      <w:r>
+        <w:rPr>
+          <w:rFonts w:ascii="Times New Roman" w:hAnsi="Times New Roman" w:cs="Times New Roman"/>
+          <w:sz w:val="24"/>
+          <w:szCs w:val="32"/>
+        </w:rPr>
+        <w:t xml:space="preserve">    </w:t>
+      </w:r>
+      <w:r>
+        <w:rPr>
+          <w:rFonts w:ascii="Times New Roman" w:hAnsi="Times New Roman" w:cs="Times New Roman"/>
+          <w:sz w:val="24"/>
+          <w:szCs w:val="32"/>
+        </w:rPr>
+        <w:t>FOREIGN KEY (</w:t>
+      </w:r>
+      <w:proofErr w:type="spellStart"/>
+      <w:r>
+        <w:rPr>
+          <w:rFonts w:ascii="Times New Roman" w:hAnsi="Times New Roman" w:cs="Times New Roman"/>
+          <w:sz w:val="24"/>
+          <w:szCs w:val="32"/>
+        </w:rPr>
+        <w:t>doctor_id</w:t>
+      </w:r>
+      <w:proofErr w:type="spellEnd"/>
+      <w:r>
+        <w:rPr>
+          <w:rFonts w:ascii="Times New Roman" w:hAnsi="Times New Roman" w:cs="Times New Roman"/>
+          <w:sz w:val="24"/>
+          <w:szCs w:val="32"/>
+        </w:rPr>
+        <w:t>) REFERENCES Doctors(</w:t>
+      </w:r>
+      <w:proofErr w:type="spellStart"/>
+      <w:r>
+        <w:rPr>
+          <w:rFonts w:ascii="Times New Roman" w:hAnsi="Times New Roman" w:cs="Times New Roman"/>
+          <w:sz w:val="24"/>
+          <w:szCs w:val="32"/>
+        </w:rPr>
+        <w:t>doctor_id</w:t>
+      </w:r>
+      <w:proofErr w:type="spellEnd"/>
+      <w:r>
+        <w:rPr>
+          <w:rFonts w:ascii="Times New Roman" w:hAnsi="Times New Roman" w:cs="Times New Roman"/>
+          <w:sz w:val="24"/>
+          <w:szCs w:val="32"/>
+        </w:rPr>
+        <w:t>)</w:t>
+      </w:r>
+      <w:r>
+        <w:rPr>
+          <w:rFonts w:ascii="Times New Roman" w:hAnsi="Times New Roman" w:cs="Times New Roman"/>
+          <w:sz w:val="24"/>
+          <w:szCs w:val="32"/>
         </w:rPr>
         <w:br/>
         <w:t>);</w:t>
       </w:r>
+    </w:p>
+    <w:p>
+      <w:pPr>
+        <w:rPr>
+          <w:rFonts w:ascii="Times New Roman" w:hAnsi="Times New Roman" w:cs="Times New Roman"/>
+          <w:sz w:val="24"/>
+          <w:szCs w:val="32"/>
+        </w:rPr>
+      </w:pPr>
     </w:p>
     <w:p>
       <w:pPr>
@@ -634,6 +1192,7 @@
           <w:sz w:val="40"/>
           <w:szCs w:val="40"/>
         </w:rPr>
+        <w:lastRenderedPageBreak/>
         <w:t>4. Table: prescription</w:t>
       </w:r>
     </w:p>
@@ -757,7 +1316,25 @@
           <w:szCs w:val="36"/>
         </w:rPr>
         <w:br/>
-        <w:t xml:space="preserve">    prescription_id VARCHAR(20) PRIMARY KEY,</w:t>
+        <w:t xml:space="preserve">    </w:t>
+      </w:r>
+      <w:proofErr w:type="spellStart"/>
+      <w:r>
+        <w:rPr>
+          <w:rFonts w:ascii="Times New Roman" w:hAnsi="Times New Roman" w:cs="Times New Roman"/>
+          <w:sz w:val="28"/>
+          <w:szCs w:val="36"/>
+        </w:rPr>
+        <w:t>prescription_id</w:t>
+      </w:r>
+      <w:proofErr w:type="spellEnd"/>
+      <w:r>
+        <w:rPr>
+          <w:rFonts w:ascii="Times New Roman" w:hAnsi="Times New Roman" w:cs="Times New Roman"/>
+          <w:sz w:val="28"/>
+          <w:szCs w:val="36"/>
+        </w:rPr>
+        <w:t xml:space="preserve"> VARCHAR(20) PRIMARY KEY,</w:t>
       </w:r>
       <w:r>
         <w:rPr>
@@ -766,7 +1343,25 @@
           <w:szCs w:val="36"/>
         </w:rPr>
         <w:br/>
-        <w:t xml:space="preserve">    procedure_id VARCHAR(20) NOT NULL,</w:t>
+        <w:t xml:space="preserve">    </w:t>
+      </w:r>
+      <w:proofErr w:type="spellStart"/>
+      <w:r>
+        <w:rPr>
+          <w:rFonts w:ascii="Times New Roman" w:hAnsi="Times New Roman" w:cs="Times New Roman"/>
+          <w:sz w:val="28"/>
+          <w:szCs w:val="36"/>
+        </w:rPr>
+        <w:t>procedure_id</w:t>
+      </w:r>
+      <w:proofErr w:type="spellEnd"/>
+      <w:r>
+        <w:rPr>
+          <w:rFonts w:ascii="Times New Roman" w:hAnsi="Times New Roman" w:cs="Times New Roman"/>
+          <w:sz w:val="28"/>
+          <w:szCs w:val="36"/>
+        </w:rPr>
+        <w:t xml:space="preserve"> VARCHAR(20) NOT NULL,</w:t>
       </w:r>
       <w:r>
         <w:rPr>
@@ -775,7 +1370,25 @@
           <w:szCs w:val="36"/>
         </w:rPr>
         <w:br/>
-        <w:t xml:space="preserve">    h_id VARCHAR(20) NOT NULL,</w:t>
+        <w:t xml:space="preserve">    </w:t>
+      </w:r>
+      <w:proofErr w:type="spellStart"/>
+      <w:r>
+        <w:rPr>
+          <w:rFonts w:ascii="Times New Roman" w:hAnsi="Times New Roman" w:cs="Times New Roman"/>
+          <w:sz w:val="28"/>
+          <w:szCs w:val="36"/>
+        </w:rPr>
+        <w:t>h_id</w:t>
+      </w:r>
+      <w:proofErr w:type="spellEnd"/>
+      <w:r>
+        <w:rPr>
+          <w:rFonts w:ascii="Times New Roman" w:hAnsi="Times New Roman" w:cs="Times New Roman"/>
+          <w:sz w:val="28"/>
+          <w:szCs w:val="36"/>
+        </w:rPr>
+        <w:t xml:space="preserve"> VARCHAR(20) NOT NULL,</w:t>
       </w:r>
       <w:r>
         <w:rPr>
@@ -784,7 +1397,25 @@
           <w:szCs w:val="36"/>
         </w:rPr>
         <w:br/>
-        <w:t xml:space="preserve">    provider_id VARCHAR(20) NOT NULL,</w:t>
+        <w:t xml:space="preserve">    </w:t>
+      </w:r>
+      <w:proofErr w:type="spellStart"/>
+      <w:r>
+        <w:rPr>
+          <w:rFonts w:ascii="Times New Roman" w:hAnsi="Times New Roman" w:cs="Times New Roman"/>
+          <w:sz w:val="28"/>
+          <w:szCs w:val="36"/>
+        </w:rPr>
+        <w:t>provider_id</w:t>
+      </w:r>
+      <w:proofErr w:type="spellEnd"/>
+      <w:r>
+        <w:rPr>
+          <w:rFonts w:ascii="Times New Roman" w:hAnsi="Times New Roman" w:cs="Times New Roman"/>
+          <w:sz w:val="28"/>
+          <w:szCs w:val="36"/>
+        </w:rPr>
+        <w:t xml:space="preserve"> VARCHAR(20) NOT NULL,</w:t>
       </w:r>
       <w:r>
         <w:rPr>
@@ -793,7 +1424,25 @@
           <w:szCs w:val="36"/>
         </w:rPr>
         <w:br/>
-        <w:t xml:space="preserve">    doctor_id VARCHAR(20) NOT NULL,</w:t>
+        <w:t xml:space="preserve">    </w:t>
+      </w:r>
+      <w:proofErr w:type="spellStart"/>
+      <w:r>
+        <w:rPr>
+          <w:rFonts w:ascii="Times New Roman" w:hAnsi="Times New Roman" w:cs="Times New Roman"/>
+          <w:sz w:val="28"/>
+          <w:szCs w:val="36"/>
+        </w:rPr>
+        <w:t>doctor_id</w:t>
+      </w:r>
+      <w:proofErr w:type="spellEnd"/>
+      <w:r>
+        <w:rPr>
+          <w:rFonts w:ascii="Times New Roman" w:hAnsi="Times New Roman" w:cs="Times New Roman"/>
+          <w:sz w:val="28"/>
+          <w:szCs w:val="36"/>
+        </w:rPr>
+        <w:t xml:space="preserve"> VARCHAR(20) NOT NULL,</w:t>
       </w:r>
       <w:r>
         <w:rPr>
@@ -802,7 +1451,25 @@
           <w:szCs w:val="36"/>
         </w:rPr>
         <w:br/>
-        <w:t xml:space="preserve">    prescribed_by VARCHAR(20) NOT NULL,</w:t>
+        <w:t xml:space="preserve">    </w:t>
+      </w:r>
+      <w:proofErr w:type="spellStart"/>
+      <w:r>
+        <w:rPr>
+          <w:rFonts w:ascii="Times New Roman" w:hAnsi="Times New Roman" w:cs="Times New Roman"/>
+          <w:sz w:val="28"/>
+          <w:szCs w:val="36"/>
+        </w:rPr>
+        <w:t>prescribed_by</w:t>
+      </w:r>
+      <w:proofErr w:type="spellEnd"/>
+      <w:r>
+        <w:rPr>
+          <w:rFonts w:ascii="Times New Roman" w:hAnsi="Times New Roman" w:cs="Times New Roman"/>
+          <w:sz w:val="28"/>
+          <w:szCs w:val="36"/>
+        </w:rPr>
+        <w:t xml:space="preserve"> VARCHAR(20) NOT NULL,</w:t>
       </w:r>
       <w:r>
         <w:rPr>
@@ -811,7 +1478,25 @@
           <w:szCs w:val="36"/>
         </w:rPr>
         <w:br/>
-        <w:t xml:space="preserve">    written_on TIMESTAMP DEFAULT CURRENT_TIMESTAMP,</w:t>
+        <w:t xml:space="preserve">    </w:t>
+      </w:r>
+      <w:proofErr w:type="spellStart"/>
+      <w:r>
+        <w:rPr>
+          <w:rFonts w:ascii="Times New Roman" w:hAnsi="Times New Roman" w:cs="Times New Roman"/>
+          <w:sz w:val="28"/>
+          <w:szCs w:val="36"/>
+        </w:rPr>
+        <w:t>written_on</w:t>
+      </w:r>
+      <w:proofErr w:type="spellEnd"/>
+      <w:r>
+        <w:rPr>
+          <w:rFonts w:ascii="Times New Roman" w:hAnsi="Times New Roman" w:cs="Times New Roman"/>
+          <w:sz w:val="28"/>
+          <w:szCs w:val="36"/>
+        </w:rPr>
+        <w:t xml:space="preserve"> TIMESTAMP DEFAULT CURRENT_TIMESTAMP,</w:t>
       </w:r>
       <w:r>
         <w:rPr>
@@ -820,7 +1505,25 @@
           <w:szCs w:val="36"/>
         </w:rPr>
         <w:br/>
-        <w:t xml:space="preserve">    start_date TIMESTAMP,</w:t>
+        <w:t xml:space="preserve">    </w:t>
+      </w:r>
+      <w:proofErr w:type="spellStart"/>
+      <w:r>
+        <w:rPr>
+          <w:rFonts w:ascii="Times New Roman" w:hAnsi="Times New Roman" w:cs="Times New Roman"/>
+          <w:sz w:val="28"/>
+          <w:szCs w:val="36"/>
+        </w:rPr>
+        <w:t>start_date</w:t>
+      </w:r>
+      <w:proofErr w:type="spellEnd"/>
+      <w:r>
+        <w:rPr>
+          <w:rFonts w:ascii="Times New Roman" w:hAnsi="Times New Roman" w:cs="Times New Roman"/>
+          <w:sz w:val="28"/>
+          <w:szCs w:val="36"/>
+        </w:rPr>
+        <w:t xml:space="preserve"> TIMESTAMP,</w:t>
       </w:r>
       <w:r>
         <w:rPr>
@@ -829,7 +1532,25 @@
           <w:szCs w:val="36"/>
         </w:rPr>
         <w:br/>
-        <w:t xml:space="preserve">    end_date TIMESTAMP,</w:t>
+        <w:t xml:space="preserve">    </w:t>
+      </w:r>
+      <w:proofErr w:type="spellStart"/>
+      <w:r>
+        <w:rPr>
+          <w:rFonts w:ascii="Times New Roman" w:hAnsi="Times New Roman" w:cs="Times New Roman"/>
+          <w:sz w:val="28"/>
+          <w:szCs w:val="36"/>
+        </w:rPr>
+        <w:t>end_date</w:t>
+      </w:r>
+      <w:proofErr w:type="spellEnd"/>
+      <w:r>
+        <w:rPr>
+          <w:rFonts w:ascii="Times New Roman" w:hAnsi="Times New Roman" w:cs="Times New Roman"/>
+          <w:sz w:val="28"/>
+          <w:szCs w:val="36"/>
+        </w:rPr>
+        <w:t xml:space="preserve"> TIMESTAMP,</w:t>
       </w:r>
       <w:r>
         <w:rPr>
@@ -847,7 +1568,25 @@
           <w:szCs w:val="36"/>
         </w:rPr>
         <w:br/>
-        <w:t xml:space="preserve">    created_at TIMESTAMP DEFAULT CURRENT_TIMESTAMP,</w:t>
+        <w:t xml:space="preserve">    </w:t>
+      </w:r>
+      <w:proofErr w:type="spellStart"/>
+      <w:r>
+        <w:rPr>
+          <w:rFonts w:ascii="Times New Roman" w:hAnsi="Times New Roman" w:cs="Times New Roman"/>
+          <w:sz w:val="28"/>
+          <w:szCs w:val="36"/>
+        </w:rPr>
+        <w:t>created_at</w:t>
+      </w:r>
+      <w:proofErr w:type="spellEnd"/>
+      <w:r>
+        <w:rPr>
+          <w:rFonts w:ascii="Times New Roman" w:hAnsi="Times New Roman" w:cs="Times New Roman"/>
+          <w:sz w:val="28"/>
+          <w:szCs w:val="36"/>
+        </w:rPr>
+        <w:t xml:space="preserve"> TIMESTAMP DEFAULT CURRENT_TIMESTAMP,</w:t>
       </w:r>
       <w:r>
         <w:rPr>
@@ -856,7 +1595,61 @@
           <w:szCs w:val="36"/>
         </w:rPr>
         <w:br/>
-        <w:t xml:space="preserve">    FOREIGN KEY (procedure_id) REFERENCES medical_procedure(procedure_id),</w:t>
+        <w:t xml:space="preserve">    FOREIGN KEY (</w:t>
+      </w:r>
+      <w:proofErr w:type="spellStart"/>
+      <w:r>
+        <w:rPr>
+          <w:rFonts w:ascii="Times New Roman" w:hAnsi="Times New Roman" w:cs="Times New Roman"/>
+          <w:sz w:val="28"/>
+          <w:szCs w:val="36"/>
+        </w:rPr>
+        <w:t>procedure_id</w:t>
+      </w:r>
+      <w:proofErr w:type="spellEnd"/>
+      <w:r>
+        <w:rPr>
+          <w:rFonts w:ascii="Times New Roman" w:hAnsi="Times New Roman" w:cs="Times New Roman"/>
+          <w:sz w:val="28"/>
+          <w:szCs w:val="36"/>
+        </w:rPr>
+        <w:t xml:space="preserve">) REFERENCES </w:t>
+      </w:r>
+      <w:proofErr w:type="spellStart"/>
+      <w:r>
+        <w:rPr>
+          <w:rFonts w:ascii="Times New Roman" w:hAnsi="Times New Roman" w:cs="Times New Roman"/>
+          <w:sz w:val="28"/>
+          <w:szCs w:val="36"/>
+        </w:rPr>
+        <w:t>medical_procedure</w:t>
+      </w:r>
+      <w:proofErr w:type="spellEnd"/>
+      <w:r>
+        <w:rPr>
+          <w:rFonts w:ascii="Times New Roman" w:hAnsi="Times New Roman" w:cs="Times New Roman"/>
+          <w:sz w:val="28"/>
+          <w:szCs w:val="36"/>
+        </w:rPr>
+        <w:t>(</w:t>
+      </w:r>
+      <w:proofErr w:type="spellStart"/>
+      <w:r>
+        <w:rPr>
+          <w:rFonts w:ascii="Times New Roman" w:hAnsi="Times New Roman" w:cs="Times New Roman"/>
+          <w:sz w:val="28"/>
+          <w:szCs w:val="36"/>
+        </w:rPr>
+        <w:t>procedure_id</w:t>
+      </w:r>
+      <w:proofErr w:type="spellEnd"/>
+      <w:r>
+        <w:rPr>
+          <w:rFonts w:ascii="Times New Roman" w:hAnsi="Times New Roman" w:cs="Times New Roman"/>
+          <w:sz w:val="28"/>
+          <w:szCs w:val="36"/>
+        </w:rPr>
+        <w:t>),</w:t>
       </w:r>
       <w:r>
         <w:rPr>
@@ -865,7 +1658,43 @@
           <w:szCs w:val="36"/>
         </w:rPr>
         <w:br/>
-        <w:t xml:space="preserve">    FOREIGN KEY (h_id) REFERENCES Recipient(h_id),</w:t>
+        <w:t xml:space="preserve">    FOREIGN KEY (</w:t>
+      </w:r>
+      <w:proofErr w:type="spellStart"/>
+      <w:r>
+        <w:rPr>
+          <w:rFonts w:ascii="Times New Roman" w:hAnsi="Times New Roman" w:cs="Times New Roman"/>
+          <w:sz w:val="28"/>
+          <w:szCs w:val="36"/>
+        </w:rPr>
+        <w:t>h_id</w:t>
+      </w:r>
+      <w:proofErr w:type="spellEnd"/>
+      <w:r>
+        <w:rPr>
+          <w:rFonts w:ascii="Times New Roman" w:hAnsi="Times New Roman" w:cs="Times New Roman"/>
+          <w:sz w:val="28"/>
+          <w:szCs w:val="36"/>
+        </w:rPr>
+        <w:t>) REFERENCES Recipient(</w:t>
+      </w:r>
+      <w:proofErr w:type="spellStart"/>
+      <w:r>
+        <w:rPr>
+          <w:rFonts w:ascii="Times New Roman" w:hAnsi="Times New Roman" w:cs="Times New Roman"/>
+          <w:sz w:val="28"/>
+          <w:szCs w:val="36"/>
+        </w:rPr>
+        <w:t>h_id</w:t>
+      </w:r>
+      <w:proofErr w:type="spellEnd"/>
+      <w:r>
+        <w:rPr>
+          <w:rFonts w:ascii="Times New Roman" w:hAnsi="Times New Roman" w:cs="Times New Roman"/>
+          <w:sz w:val="28"/>
+          <w:szCs w:val="36"/>
+        </w:rPr>
+        <w:t>),</w:t>
       </w:r>
       <w:r>
         <w:rPr>
@@ -874,7 +1703,43 @@
           <w:szCs w:val="36"/>
         </w:rPr>
         <w:br/>
-        <w:t xml:space="preserve">    FOREIGN KEY (provider_id) REFERENCES Providers(provider_id),</w:t>
+        <w:t xml:space="preserve">    FOREIGN KEY (</w:t>
+      </w:r>
+      <w:proofErr w:type="spellStart"/>
+      <w:r>
+        <w:rPr>
+          <w:rFonts w:ascii="Times New Roman" w:hAnsi="Times New Roman" w:cs="Times New Roman"/>
+          <w:sz w:val="28"/>
+          <w:szCs w:val="36"/>
+        </w:rPr>
+        <w:t>provider_id</w:t>
+      </w:r>
+      <w:proofErr w:type="spellEnd"/>
+      <w:r>
+        <w:rPr>
+          <w:rFonts w:ascii="Times New Roman" w:hAnsi="Times New Roman" w:cs="Times New Roman"/>
+          <w:sz w:val="28"/>
+          <w:szCs w:val="36"/>
+        </w:rPr>
+        <w:t>) REFERENCES Providers(</w:t>
+      </w:r>
+      <w:proofErr w:type="spellStart"/>
+      <w:r>
+        <w:rPr>
+          <w:rFonts w:ascii="Times New Roman" w:hAnsi="Times New Roman" w:cs="Times New Roman"/>
+          <w:sz w:val="28"/>
+          <w:szCs w:val="36"/>
+        </w:rPr>
+        <w:t>provider_id</w:t>
+      </w:r>
+      <w:proofErr w:type="spellEnd"/>
+      <w:r>
+        <w:rPr>
+          <w:rFonts w:ascii="Times New Roman" w:hAnsi="Times New Roman" w:cs="Times New Roman"/>
+          <w:sz w:val="28"/>
+          <w:szCs w:val="36"/>
+        </w:rPr>
+        <w:t>),</w:t>
       </w:r>
       <w:r>
         <w:rPr>
@@ -883,7 +1748,43 @@
           <w:szCs w:val="36"/>
         </w:rPr>
         <w:br/>
-        <w:t xml:space="preserve">    FOREIGN KEY (doctor_id) REFERENCES Doctors(doctor_id),</w:t>
+        <w:t xml:space="preserve">    FOREIGN KEY (</w:t>
+      </w:r>
+      <w:proofErr w:type="spellStart"/>
+      <w:r>
+        <w:rPr>
+          <w:rFonts w:ascii="Times New Roman" w:hAnsi="Times New Roman" w:cs="Times New Roman"/>
+          <w:sz w:val="28"/>
+          <w:szCs w:val="36"/>
+        </w:rPr>
+        <w:t>doctor_id</w:t>
+      </w:r>
+      <w:proofErr w:type="spellEnd"/>
+      <w:r>
+        <w:rPr>
+          <w:rFonts w:ascii="Times New Roman" w:hAnsi="Times New Roman" w:cs="Times New Roman"/>
+          <w:sz w:val="28"/>
+          <w:szCs w:val="36"/>
+        </w:rPr>
+        <w:t>) REFERENCES Doctors(</w:t>
+      </w:r>
+      <w:proofErr w:type="spellStart"/>
+      <w:r>
+        <w:rPr>
+          <w:rFonts w:ascii="Times New Roman" w:hAnsi="Times New Roman" w:cs="Times New Roman"/>
+          <w:sz w:val="28"/>
+          <w:szCs w:val="36"/>
+        </w:rPr>
+        <w:t>doctor_id</w:t>
+      </w:r>
+      <w:proofErr w:type="spellEnd"/>
+      <w:r>
+        <w:rPr>
+          <w:rFonts w:ascii="Times New Roman" w:hAnsi="Times New Roman" w:cs="Times New Roman"/>
+          <w:sz w:val="28"/>
+          <w:szCs w:val="36"/>
+        </w:rPr>
+        <w:t>),</w:t>
       </w:r>
       <w:r>
         <w:rPr>
@@ -892,15 +1793,43 @@
           <w:szCs w:val="36"/>
         </w:rPr>
         <w:br/>
-      </w:r>
-      <w:r>
-        <w:rPr>
-          <w:rFonts w:ascii="Times New Roman" w:hAnsi="Times New Roman" w:cs="Times New Roman"/>
-          <w:sz w:val="28"/>
-          <w:szCs w:val="36"/>
-        </w:rPr>
-        <w:lastRenderedPageBreak/>
-        <w:t xml:space="preserve">    foreign key(prescribed_by) REFERENCES Doctors(doctor_id)</w:t>
+        <w:t xml:space="preserve">    foreign key(</w:t>
+      </w:r>
+      <w:proofErr w:type="spellStart"/>
+      <w:r>
+        <w:rPr>
+          <w:rFonts w:ascii="Times New Roman" w:hAnsi="Times New Roman" w:cs="Times New Roman"/>
+          <w:sz w:val="28"/>
+          <w:szCs w:val="36"/>
+        </w:rPr>
+        <w:t>prescribed_by</w:t>
+      </w:r>
+      <w:proofErr w:type="spellEnd"/>
+      <w:r>
+        <w:rPr>
+          <w:rFonts w:ascii="Times New Roman" w:hAnsi="Times New Roman" w:cs="Times New Roman"/>
+          <w:sz w:val="28"/>
+          <w:szCs w:val="36"/>
+        </w:rPr>
+        <w:t>) REFERENCES Doctors(</w:t>
+      </w:r>
+      <w:proofErr w:type="spellStart"/>
+      <w:r>
+        <w:rPr>
+          <w:rFonts w:ascii="Times New Roman" w:hAnsi="Times New Roman" w:cs="Times New Roman"/>
+          <w:sz w:val="28"/>
+          <w:szCs w:val="36"/>
+        </w:rPr>
+        <w:t>doctor_id</w:t>
+      </w:r>
+      <w:proofErr w:type="spellEnd"/>
+      <w:r>
+        <w:rPr>
+          <w:rFonts w:ascii="Times New Roman" w:hAnsi="Times New Roman" w:cs="Times New Roman"/>
+          <w:sz w:val="28"/>
+          <w:szCs w:val="36"/>
+        </w:rPr>
+        <w:t>)</w:t>
       </w:r>
       <w:r>
         <w:rPr>
@@ -927,8 +1856,19 @@
           <w:sz w:val="40"/>
           <w:szCs w:val="40"/>
         </w:rPr>
-        <w:t>5. Table: prescribed_medicines</w:t>
-      </w:r>
+        <w:lastRenderedPageBreak/>
+        <w:t xml:space="preserve">5. Table: </w:t>
+      </w:r>
+      <w:proofErr w:type="spellStart"/>
+      <w:r>
+        <w:rPr>
+          <w:rFonts w:ascii="Times New Roman" w:hAnsi="Times New Roman" w:cs="Times New Roman"/>
+          <w:sz w:val="40"/>
+          <w:szCs w:val="40"/>
+        </w:rPr>
+        <w:t>prescribed_medicines</w:t>
+      </w:r>
+      <w:proofErr w:type="spellEnd"/>
     </w:p>
     <w:p>
       <w:pPr>
@@ -944,7 +1884,25 @@
           <w:sz w:val="28"/>
           <w:szCs w:val="36"/>
         </w:rPr>
-        <w:t>The `prescribed_medicines` table stores detailed information about medicines prescribed under a specific prescription, including dosage, duration, and type.</w:t>
+        <w:t>The `</w:t>
+      </w:r>
+      <w:proofErr w:type="spellStart"/>
+      <w:r>
+        <w:rPr>
+          <w:rFonts w:ascii="Times New Roman" w:hAnsi="Times New Roman" w:cs="Times New Roman"/>
+          <w:sz w:val="28"/>
+          <w:szCs w:val="36"/>
+        </w:rPr>
+        <w:t>prescribed_medicines</w:t>
+      </w:r>
+      <w:proofErr w:type="spellEnd"/>
+      <w:r>
+        <w:rPr>
+          <w:rFonts w:ascii="Times New Roman" w:hAnsi="Times New Roman" w:cs="Times New Roman"/>
+          <w:sz w:val="28"/>
+          <w:szCs w:val="36"/>
+        </w:rPr>
+        <w:t>` table stores detailed information about medicines prescribed under a specific prescription, including dosage, duration, and type.</w:t>
       </w:r>
     </w:p>
     <w:p>
@@ -980,7 +1938,25 @@
           <w:sz w:val="28"/>
           <w:szCs w:val="28"/>
         </w:rPr>
-        <w:t>Dosage specifies how many dose to take per day.</w:t>
+        <w:t xml:space="preserve">Dosage specifies how many </w:t>
+      </w:r>
+      <w:proofErr w:type="gramStart"/>
+      <w:r>
+        <w:rPr>
+          <w:rFonts w:ascii="Times New Roman" w:hAnsi="Times New Roman" w:cs="Times New Roman"/>
+          <w:sz w:val="28"/>
+          <w:szCs w:val="28"/>
+        </w:rPr>
+        <w:t>dose</w:t>
+      </w:r>
+      <w:proofErr w:type="gramEnd"/>
+      <w:r>
+        <w:rPr>
+          <w:rFonts w:ascii="Times New Roman" w:hAnsi="Times New Roman" w:cs="Times New Roman"/>
+          <w:sz w:val="28"/>
+          <w:szCs w:val="28"/>
+        </w:rPr>
+        <w:t xml:space="preserve"> to take per day.</w:t>
       </w:r>
     </w:p>
     <w:p>
@@ -998,7 +1974,27 @@
           <w:sz w:val="28"/>
           <w:szCs w:val="28"/>
         </w:rPr>
-        <w:t xml:space="preserve">Start date represents from which date to start taking that particular medicine,as there can be multiple medicines under a prescription it specifies to take the medicines in correct order if they are related. </w:t>
+        <w:t xml:space="preserve">Start date represents from which date to start taking that particular </w:t>
+      </w:r>
+      <w:proofErr w:type="spellStart"/>
+      <w:proofErr w:type="gramStart"/>
+      <w:r>
+        <w:rPr>
+          <w:rFonts w:ascii="Times New Roman" w:hAnsi="Times New Roman" w:cs="Times New Roman"/>
+          <w:sz w:val="28"/>
+          <w:szCs w:val="28"/>
+        </w:rPr>
+        <w:t>medicine,as</w:t>
+      </w:r>
+      <w:proofErr w:type="spellEnd"/>
+      <w:proofErr w:type="gramEnd"/>
+      <w:r>
+        <w:rPr>
+          <w:rFonts w:ascii="Times New Roman" w:hAnsi="Times New Roman" w:cs="Times New Roman"/>
+          <w:sz w:val="28"/>
+          <w:szCs w:val="28"/>
+        </w:rPr>
+        <w:t xml:space="preserve"> there can be multiple medicines under a prescription it specifies to take the medicines in correct order if they are related. </w:t>
       </w:r>
     </w:p>
     <w:p>
@@ -1036,14 +2032,6 @@
           <w:szCs w:val="36"/>
         </w:rPr>
       </w:pPr>
-      <w:r>
-        <w:rPr>
-          <w:rFonts w:ascii="Times New Roman" w:hAnsi="Times New Roman" w:cs="Times New Roman"/>
-          <w:sz w:val="28"/>
-          <w:szCs w:val="36"/>
-        </w:rPr>
-        <w:t>**SQL Definition:**</w:t>
-      </w:r>
     </w:p>
     <w:p>
       <w:pPr>
@@ -1059,7 +2047,60 @@
           <w:sz w:val="28"/>
           <w:szCs w:val="36"/>
         </w:rPr>
-        <w:t>CREATE TABLE prescribed_medicines (</w:t>
+        <w:t xml:space="preserve">**SQL </w:t>
+      </w:r>
+      <w:proofErr w:type="gramStart"/>
+      <w:r>
+        <w:rPr>
+          <w:rFonts w:ascii="Times New Roman" w:hAnsi="Times New Roman" w:cs="Times New Roman"/>
+          <w:sz w:val="28"/>
+          <w:szCs w:val="36"/>
+        </w:rPr>
+        <w:t>Definition:*</w:t>
+      </w:r>
+      <w:proofErr w:type="gramEnd"/>
+      <w:r>
+        <w:rPr>
+          <w:rFonts w:ascii="Times New Roman" w:hAnsi="Times New Roman" w:cs="Times New Roman"/>
+          <w:sz w:val="28"/>
+          <w:szCs w:val="36"/>
+        </w:rPr>
+        <w:t>*</w:t>
+      </w:r>
+    </w:p>
+    <w:p>
+      <w:pPr>
+        <w:rPr>
+          <w:rFonts w:ascii="Times New Roman" w:hAnsi="Times New Roman" w:cs="Times New Roman"/>
+          <w:sz w:val="28"/>
+          <w:szCs w:val="36"/>
+        </w:rPr>
+      </w:pPr>
+      <w:r>
+        <w:rPr>
+          <w:rFonts w:ascii="Times New Roman" w:hAnsi="Times New Roman" w:cs="Times New Roman"/>
+          <w:sz w:val="28"/>
+          <w:szCs w:val="36"/>
+        </w:rPr>
+        <w:t xml:space="preserve">CREATE TABLE </w:t>
+      </w:r>
+      <w:proofErr w:type="spellStart"/>
+      <w:r>
+        <w:rPr>
+          <w:rFonts w:ascii="Times New Roman" w:hAnsi="Times New Roman" w:cs="Times New Roman"/>
+          <w:sz w:val="28"/>
+          <w:szCs w:val="36"/>
+        </w:rPr>
+        <w:t>prescribed_medicines</w:t>
+      </w:r>
+      <w:proofErr w:type="spellEnd"/>
+      <w:r>
+        <w:rPr>
+          <w:rFonts w:ascii="Times New Roman" w:hAnsi="Times New Roman" w:cs="Times New Roman"/>
+          <w:sz w:val="28"/>
+          <w:szCs w:val="36"/>
+        </w:rPr>
+        <w:t xml:space="preserve"> (</w:t>
       </w:r>
       <w:r>
         <w:rPr>
@@ -1068,7 +2109,25 @@
           <w:szCs w:val="36"/>
         </w:rPr>
         <w:br/>
-        <w:t xml:space="preserve">    prescribed_id VARCHAR(20) PRIMARY KEY,</w:t>
+        <w:t xml:space="preserve">    </w:t>
+      </w:r>
+      <w:proofErr w:type="spellStart"/>
+      <w:r>
+        <w:rPr>
+          <w:rFonts w:ascii="Times New Roman" w:hAnsi="Times New Roman" w:cs="Times New Roman"/>
+          <w:sz w:val="28"/>
+          <w:szCs w:val="36"/>
+        </w:rPr>
+        <w:t>prescribed_id</w:t>
+      </w:r>
+      <w:proofErr w:type="spellEnd"/>
+      <w:r>
+        <w:rPr>
+          <w:rFonts w:ascii="Times New Roman" w:hAnsi="Times New Roman" w:cs="Times New Roman"/>
+          <w:sz w:val="28"/>
+          <w:szCs w:val="36"/>
+        </w:rPr>
+        <w:t xml:space="preserve"> VARCHAR(20) PRIMARY KEY,</w:t>
       </w:r>
       <w:r>
         <w:rPr>
@@ -1077,7 +2136,25 @@
           <w:szCs w:val="36"/>
         </w:rPr>
         <w:br/>
-        <w:t xml:space="preserve">    prescription_id VARCHAR(20) NOT NULL,</w:t>
+        <w:t xml:space="preserve">    </w:t>
+      </w:r>
+      <w:proofErr w:type="spellStart"/>
+      <w:r>
+        <w:rPr>
+          <w:rFonts w:ascii="Times New Roman" w:hAnsi="Times New Roman" w:cs="Times New Roman"/>
+          <w:sz w:val="28"/>
+          <w:szCs w:val="36"/>
+        </w:rPr>
+        <w:t>prescription_id</w:t>
+      </w:r>
+      <w:proofErr w:type="spellEnd"/>
+      <w:r>
+        <w:rPr>
+          <w:rFonts w:ascii="Times New Roman" w:hAnsi="Times New Roman" w:cs="Times New Roman"/>
+          <w:sz w:val="28"/>
+          <w:szCs w:val="36"/>
+        </w:rPr>
+        <w:t xml:space="preserve"> VARCHAR(20) NOT NULL,</w:t>
       </w:r>
       <w:r>
         <w:rPr>
@@ -1086,7 +2163,25 @@
           <w:szCs w:val="36"/>
         </w:rPr>
         <w:br/>
-        <w:t xml:space="preserve">    medicine_name VARCHAR(255) NOT NULL,</w:t>
+        <w:t xml:space="preserve">    </w:t>
+      </w:r>
+      <w:proofErr w:type="spellStart"/>
+      <w:r>
+        <w:rPr>
+          <w:rFonts w:ascii="Times New Roman" w:hAnsi="Times New Roman" w:cs="Times New Roman"/>
+          <w:sz w:val="28"/>
+          <w:szCs w:val="36"/>
+        </w:rPr>
+        <w:t>medicine_name</w:t>
+      </w:r>
+      <w:proofErr w:type="spellEnd"/>
+      <w:r>
+        <w:rPr>
+          <w:rFonts w:ascii="Times New Roman" w:hAnsi="Times New Roman" w:cs="Times New Roman"/>
+          <w:sz w:val="28"/>
+          <w:szCs w:val="36"/>
+        </w:rPr>
+        <w:t xml:space="preserve"> VARCHAR(255) NOT NULL,</w:t>
       </w:r>
       <w:r>
         <w:rPr>
@@ -1095,7 +2190,42 @@
           <w:szCs w:val="36"/>
         </w:rPr>
         <w:br/>
-        <w:t>medicine_type ENUM('tablet', 'syrup','injection', 'drop') NOT NULL,</w:t>
+      </w:r>
+      <w:proofErr w:type="spellStart"/>
+      <w:r>
+        <w:rPr>
+          <w:rFonts w:ascii="Times New Roman" w:hAnsi="Times New Roman" w:cs="Times New Roman"/>
+          <w:sz w:val="28"/>
+          <w:szCs w:val="36"/>
+        </w:rPr>
+        <w:t>medicine_type</w:t>
+      </w:r>
+      <w:proofErr w:type="spellEnd"/>
+      <w:r>
+        <w:rPr>
+          <w:rFonts w:ascii="Times New Roman" w:hAnsi="Times New Roman" w:cs="Times New Roman"/>
+          <w:sz w:val="28"/>
+          <w:szCs w:val="36"/>
+        </w:rPr>
+        <w:t xml:space="preserve"> ENUM('tablet', '</w:t>
+      </w:r>
+      <w:proofErr w:type="spellStart"/>
+      <w:r>
+        <w:rPr>
+          <w:rFonts w:ascii="Times New Roman" w:hAnsi="Times New Roman" w:cs="Times New Roman"/>
+          <w:sz w:val="28"/>
+          <w:szCs w:val="36"/>
+        </w:rPr>
+        <w:t>syrup','injection</w:t>
+      </w:r>
+      <w:proofErr w:type="spellEnd"/>
+      <w:r>
+        <w:rPr>
+          <w:rFonts w:ascii="Times New Roman" w:hAnsi="Times New Roman" w:cs="Times New Roman"/>
+          <w:sz w:val="28"/>
+          <w:szCs w:val="36"/>
+        </w:rPr>
+        <w:t>', 'drop') NOT NULL,</w:t>
       </w:r>
       <w:r>
         <w:rPr>
@@ -1131,7 +2261,25 @@
           <w:szCs w:val="36"/>
         </w:rPr>
         <w:br/>
-        <w:t xml:space="preserve">     start_date TIMESTAMP,</w:t>
+        <w:t xml:space="preserve">     </w:t>
+      </w:r>
+      <w:proofErr w:type="spellStart"/>
+      <w:r>
+        <w:rPr>
+          <w:rFonts w:ascii="Times New Roman" w:hAnsi="Times New Roman" w:cs="Times New Roman"/>
+          <w:sz w:val="28"/>
+          <w:szCs w:val="36"/>
+        </w:rPr>
+        <w:t>start_date</w:t>
+      </w:r>
+      <w:proofErr w:type="spellEnd"/>
+      <w:r>
+        <w:rPr>
+          <w:rFonts w:ascii="Times New Roman" w:hAnsi="Times New Roman" w:cs="Times New Roman"/>
+          <w:sz w:val="28"/>
+          <w:szCs w:val="36"/>
+        </w:rPr>
+        <w:t xml:space="preserve"> TIMESTAMP,</w:t>
       </w:r>
       <w:r>
         <w:rPr>
@@ -1140,7 +2288,25 @@
           <w:szCs w:val="36"/>
         </w:rPr>
         <w:br/>
-        <w:t xml:space="preserve">    end_date TIMESTAMP,</w:t>
+        <w:t xml:space="preserve">    </w:t>
+      </w:r>
+      <w:proofErr w:type="spellStart"/>
+      <w:r>
+        <w:rPr>
+          <w:rFonts w:ascii="Times New Roman" w:hAnsi="Times New Roman" w:cs="Times New Roman"/>
+          <w:sz w:val="28"/>
+          <w:szCs w:val="36"/>
+        </w:rPr>
+        <w:t>end_date</w:t>
+      </w:r>
+      <w:proofErr w:type="spellEnd"/>
+      <w:r>
+        <w:rPr>
+          <w:rFonts w:ascii="Times New Roman" w:hAnsi="Times New Roman" w:cs="Times New Roman"/>
+          <w:sz w:val="28"/>
+          <w:szCs w:val="36"/>
+        </w:rPr>
+        <w:t xml:space="preserve"> TIMESTAMP,</w:t>
       </w:r>
       <w:r>
         <w:rPr>
@@ -1149,7 +2315,25 @@
           <w:szCs w:val="36"/>
         </w:rPr>
         <w:br/>
-        <w:t xml:space="preserve">    created_at TIMESTAMP DEFAULT CURRENT_TIMESTAMP,</w:t>
+        <w:t xml:space="preserve">    </w:t>
+      </w:r>
+      <w:proofErr w:type="spellStart"/>
+      <w:r>
+        <w:rPr>
+          <w:rFonts w:ascii="Times New Roman" w:hAnsi="Times New Roman" w:cs="Times New Roman"/>
+          <w:sz w:val="28"/>
+          <w:szCs w:val="36"/>
+        </w:rPr>
+        <w:t>created_at</w:t>
+      </w:r>
+      <w:proofErr w:type="spellEnd"/>
+      <w:r>
+        <w:rPr>
+          <w:rFonts w:ascii="Times New Roman" w:hAnsi="Times New Roman" w:cs="Times New Roman"/>
+          <w:sz w:val="28"/>
+          <w:szCs w:val="36"/>
+        </w:rPr>
+        <w:t xml:space="preserve"> TIMESTAMP DEFAULT CURRENT_TIMESTAMP,</w:t>
       </w:r>
       <w:r>
         <w:rPr>
@@ -1158,7 +2342,43 @@
           <w:szCs w:val="36"/>
         </w:rPr>
         <w:br/>
-        <w:t xml:space="preserve">    FOREIGN KEY (prescription_id) REFERENCES prescription(prescription_id)</w:t>
+        <w:t xml:space="preserve">    FOREIGN KEY (</w:t>
+      </w:r>
+      <w:proofErr w:type="spellStart"/>
+      <w:r>
+        <w:rPr>
+          <w:rFonts w:ascii="Times New Roman" w:hAnsi="Times New Roman" w:cs="Times New Roman"/>
+          <w:sz w:val="28"/>
+          <w:szCs w:val="36"/>
+        </w:rPr>
+        <w:t>prescription_id</w:t>
+      </w:r>
+      <w:proofErr w:type="spellEnd"/>
+      <w:r>
+        <w:rPr>
+          <w:rFonts w:ascii="Times New Roman" w:hAnsi="Times New Roman" w:cs="Times New Roman"/>
+          <w:sz w:val="28"/>
+          <w:szCs w:val="36"/>
+        </w:rPr>
+        <w:t>) REFERENCES prescription(</w:t>
+      </w:r>
+      <w:proofErr w:type="spellStart"/>
+      <w:r>
+        <w:rPr>
+          <w:rFonts w:ascii="Times New Roman" w:hAnsi="Times New Roman" w:cs="Times New Roman"/>
+          <w:sz w:val="28"/>
+          <w:szCs w:val="36"/>
+        </w:rPr>
+        <w:t>prescription_id</w:t>
+      </w:r>
+      <w:proofErr w:type="spellEnd"/>
+      <w:r>
+        <w:rPr>
+          <w:rFonts w:ascii="Times New Roman" w:hAnsi="Times New Roman" w:cs="Times New Roman"/>
+          <w:sz w:val="28"/>
+          <w:szCs w:val="36"/>
+        </w:rPr>
+        <w:t>)</w:t>
       </w:r>
       <w:r>
         <w:rPr>
@@ -1179,147 +2399,6 @@
           <w:szCs w:val="40"/>
         </w:rPr>
       </w:pPr>
-      <w:r>
-        <w:rPr>
-          <w:rFonts w:ascii="Times New Roman" w:hAnsi="Times New Roman" w:cs="Times New Roman"/>
-          <w:sz w:val="40"/>
-          <w:szCs w:val="40"/>
-        </w:rPr>
-        <w:lastRenderedPageBreak/>
-        <w:t>6. Table: prescribed_tests</w:t>
-      </w:r>
-    </w:p>
-    <w:p>
-      <w:pPr>
-        <w:rPr>
-          <w:rFonts w:ascii="Times New Roman" w:hAnsi="Times New Roman" w:cs="Times New Roman"/>
-          <w:sz w:val="28"/>
-          <w:szCs w:val="36"/>
-        </w:rPr>
-      </w:pPr>
-      <w:r>
-        <w:rPr>
-          <w:rFonts w:ascii="Times New Roman" w:hAnsi="Times New Roman" w:cs="Times New Roman"/>
-          <w:sz w:val="28"/>
-          <w:szCs w:val="36"/>
-        </w:rPr>
-        <w:t>The `prescribed_tests` table stores medical test details prescribed by doctors under a given prescription, including test name, date, and result summary.</w:t>
-      </w:r>
-    </w:p>
-    <w:p>
-      <w:pPr>
-        <w:rPr>
-          <w:rFonts w:ascii="Times New Roman" w:hAnsi="Times New Roman" w:cs="Times New Roman"/>
-          <w:sz w:val="28"/>
-          <w:szCs w:val="36"/>
-        </w:rPr>
-      </w:pPr>
-      <w:r>
-        <w:rPr>
-          <w:rFonts w:ascii="Times New Roman" w:hAnsi="Times New Roman" w:cs="Times New Roman"/>
-          <w:sz w:val="28"/>
-          <w:szCs w:val="36"/>
-        </w:rPr>
-        <w:t>**SQL Definition:**</w:t>
-      </w:r>
-    </w:p>
-    <w:p>
-      <w:pPr>
-        <w:rPr>
-          <w:rFonts w:ascii="Times New Roman" w:hAnsi="Times New Roman" w:cs="Times New Roman"/>
-          <w:sz w:val="28"/>
-          <w:szCs w:val="36"/>
-        </w:rPr>
-      </w:pPr>
-      <w:r>
-        <w:rPr>
-          <w:rFonts w:ascii="Times New Roman" w:hAnsi="Times New Roman" w:cs="Times New Roman"/>
-          <w:sz w:val="28"/>
-          <w:szCs w:val="36"/>
-        </w:rPr>
-        <w:t>CREATE TABLE prescribed_tests (</w:t>
-      </w:r>
-      <w:r>
-        <w:rPr>
-          <w:rFonts w:ascii="Times New Roman" w:hAnsi="Times New Roman" w:cs="Times New Roman"/>
-          <w:sz w:val="28"/>
-          <w:szCs w:val="36"/>
-        </w:rPr>
-        <w:br/>
-        <w:t xml:space="preserve">    test_id VARCHAR(20) PRIMARY KEY,</w:t>
-      </w:r>
-      <w:r>
-        <w:rPr>
-          <w:rFonts w:ascii="Times New Roman" w:hAnsi="Times New Roman" w:cs="Times New Roman"/>
-          <w:sz w:val="28"/>
-          <w:szCs w:val="36"/>
-        </w:rPr>
-        <w:br/>
-        <w:t xml:space="preserve">    prescription_id VARCHAR(20) NOT NULL,</w:t>
-      </w:r>
-      <w:r>
-        <w:rPr>
-          <w:rFonts w:ascii="Times New Roman" w:hAnsi="Times New Roman" w:cs="Times New Roman"/>
-          <w:sz w:val="28"/>
-          <w:szCs w:val="36"/>
-        </w:rPr>
-        <w:br/>
-        <w:t xml:space="preserve">    test_name VARCHAR(100) NOT NULL,</w:t>
-      </w:r>
-      <w:r>
-        <w:rPr>
-          <w:rFonts w:ascii="Times New Roman" w:hAnsi="Times New Roman" w:cs="Times New Roman"/>
-          <w:sz w:val="28"/>
-          <w:szCs w:val="36"/>
-        </w:rPr>
-        <w:br/>
-        <w:t xml:space="preserve">    test_date DATE NOT NULL,</w:t>
-      </w:r>
-      <w:r>
-        <w:rPr>
-          <w:rFonts w:ascii="Times New Roman" w:hAnsi="Times New Roman" w:cs="Times New Roman"/>
-          <w:sz w:val="28"/>
-          <w:szCs w:val="36"/>
-        </w:rPr>
-        <w:br/>
-        <w:t xml:space="preserve">    result_summary TEXT,</w:t>
-      </w:r>
-      <w:r>
-        <w:rPr>
-          <w:rFonts w:ascii="Times New Roman" w:hAnsi="Times New Roman" w:cs="Times New Roman"/>
-          <w:sz w:val="28"/>
-          <w:szCs w:val="36"/>
-        </w:rPr>
-        <w:br/>
-        <w:t xml:space="preserve">    created_at TIMESTAMP DEFAULT CURRENT_TIMESTAMP,</w:t>
-      </w:r>
-      <w:r>
-        <w:rPr>
-          <w:rFonts w:ascii="Times New Roman" w:hAnsi="Times New Roman" w:cs="Times New Roman"/>
-          <w:sz w:val="28"/>
-          <w:szCs w:val="36"/>
-        </w:rPr>
-        <w:br/>
-        <w:t xml:space="preserve">    FOREIGN KEY (prescription_id) REFERENCES prescription(prescription_id)</w:t>
-      </w:r>
-      <w:r>
-        <w:rPr>
-          <w:rFonts w:ascii="Times New Roman" w:hAnsi="Times New Roman" w:cs="Times New Roman"/>
-          <w:sz w:val="28"/>
-          <w:szCs w:val="36"/>
-        </w:rPr>
-        <w:br/>
-        <w:t>);</w:t>
-      </w:r>
-      <w:r>
-        <w:rPr>
-          <w:rFonts w:ascii="Times New Roman" w:hAnsi="Times New Roman" w:cs="Times New Roman"/>
-          <w:sz w:val="28"/>
-          <w:szCs w:val="36"/>
-        </w:rPr>
-        <w:br/>
-        <w:t>It is the table to store the test details prescribed by the doctor</w:t>
-      </w:r>
     </w:p>
     <w:p>
       <w:pPr>
@@ -1336,8 +2415,18 @@
           <w:sz w:val="40"/>
           <w:szCs w:val="40"/>
         </w:rPr>
-        <w:t>7. Table: procedure_daily_log</w:t>
-      </w:r>
+        <w:t xml:space="preserve">6. Table: </w:t>
+      </w:r>
+      <w:proofErr w:type="spellStart"/>
+      <w:r>
+        <w:rPr>
+          <w:rFonts w:ascii="Times New Roman" w:hAnsi="Times New Roman" w:cs="Times New Roman"/>
+          <w:sz w:val="40"/>
+          <w:szCs w:val="40"/>
+        </w:rPr>
+        <w:t>prescribed_tests</w:t>
+      </w:r>
+      <w:proofErr w:type="spellEnd"/>
     </w:p>
     <w:p>
       <w:pPr>
@@ -1353,7 +2442,25 @@
           <w:sz w:val="28"/>
           <w:szCs w:val="36"/>
         </w:rPr>
-        <w:t>The `procedure_daily_log` table stores daily logs of patient progress during long-term procedures, including vitals, notes, and the healthcare provider who entered the log.</w:t>
+        <w:t>The `</w:t>
+      </w:r>
+      <w:proofErr w:type="spellStart"/>
+      <w:r>
+        <w:rPr>
+          <w:rFonts w:ascii="Times New Roman" w:hAnsi="Times New Roman" w:cs="Times New Roman"/>
+          <w:sz w:val="28"/>
+          <w:szCs w:val="36"/>
+        </w:rPr>
+        <w:t>prescribed_tests</w:t>
+      </w:r>
+      <w:proofErr w:type="spellEnd"/>
+      <w:r>
+        <w:rPr>
+          <w:rFonts w:ascii="Times New Roman" w:hAnsi="Times New Roman" w:cs="Times New Roman"/>
+          <w:sz w:val="28"/>
+          <w:szCs w:val="36"/>
+        </w:rPr>
+        <w:t>` table stores medical test details prescribed by doctors under a given prescription, including test name, date, and result summary.</w:t>
       </w:r>
     </w:p>
     <w:p>
@@ -1370,7 +2477,25 @@
           <w:sz w:val="28"/>
           <w:szCs w:val="36"/>
         </w:rPr>
-        <w:t>**SQL Definition:**</w:t>
+        <w:t xml:space="preserve">**SQL </w:t>
+      </w:r>
+      <w:proofErr w:type="gramStart"/>
+      <w:r>
+        <w:rPr>
+          <w:rFonts w:ascii="Times New Roman" w:hAnsi="Times New Roman" w:cs="Times New Roman"/>
+          <w:sz w:val="28"/>
+          <w:szCs w:val="36"/>
+        </w:rPr>
+        <w:t>Definition:*</w:t>
+      </w:r>
+      <w:proofErr w:type="gramEnd"/>
+      <w:r>
+        <w:rPr>
+          <w:rFonts w:ascii="Times New Roman" w:hAnsi="Times New Roman" w:cs="Times New Roman"/>
+          <w:sz w:val="28"/>
+          <w:szCs w:val="36"/>
+        </w:rPr>
+        <w:t>*</w:t>
       </w:r>
     </w:p>
     <w:p>
@@ -1387,7 +2512,25 @@
           <w:sz w:val="28"/>
           <w:szCs w:val="36"/>
         </w:rPr>
-        <w:t>CREATE TABLE procedure_daily_log (</w:t>
+        <w:t xml:space="preserve">CREATE TABLE </w:t>
+      </w:r>
+      <w:proofErr w:type="spellStart"/>
+      <w:r>
+        <w:rPr>
+          <w:rFonts w:ascii="Times New Roman" w:hAnsi="Times New Roman" w:cs="Times New Roman"/>
+          <w:sz w:val="28"/>
+          <w:szCs w:val="36"/>
+        </w:rPr>
+        <w:t>prescribed_tests</w:t>
+      </w:r>
+      <w:proofErr w:type="spellEnd"/>
+      <w:r>
+        <w:rPr>
+          <w:rFonts w:ascii="Times New Roman" w:hAnsi="Times New Roman" w:cs="Times New Roman"/>
+          <w:sz w:val="28"/>
+          <w:szCs w:val="36"/>
+        </w:rPr>
+        <w:t xml:space="preserve"> (</w:t>
       </w:r>
       <w:r>
         <w:rPr>
@@ -1396,7 +2539,43 @@
           <w:szCs w:val="36"/>
         </w:rPr>
         <w:br/>
-        <w:t xml:space="preserve">    log_id VARCHAR(20) PRIMARY KEY,</w:t>
+        <w:t xml:space="preserve">    </w:t>
+      </w:r>
+      <w:proofErr w:type="spellStart"/>
+      <w:r>
+        <w:rPr>
+          <w:rFonts w:ascii="Times New Roman" w:hAnsi="Times New Roman" w:cs="Times New Roman"/>
+          <w:sz w:val="28"/>
+          <w:szCs w:val="36"/>
+        </w:rPr>
+        <w:t>test_id</w:t>
+      </w:r>
+      <w:proofErr w:type="spellEnd"/>
+      <w:r>
+        <w:rPr>
+          <w:rFonts w:ascii="Times New Roman" w:hAnsi="Times New Roman" w:cs="Times New Roman"/>
+          <w:sz w:val="28"/>
+          <w:szCs w:val="36"/>
+        </w:rPr>
+        <w:t xml:space="preserve"> </w:t>
+      </w:r>
+      <w:proofErr w:type="gramStart"/>
+      <w:r>
+        <w:rPr>
+          <w:rFonts w:ascii="Times New Roman" w:hAnsi="Times New Roman" w:cs="Times New Roman"/>
+          <w:sz w:val="28"/>
+          <w:szCs w:val="36"/>
+        </w:rPr>
+        <w:t>VARCHAR(</w:t>
+      </w:r>
+      <w:proofErr w:type="gramEnd"/>
+      <w:r>
+        <w:rPr>
+          <w:rFonts w:ascii="Times New Roman" w:hAnsi="Times New Roman" w:cs="Times New Roman"/>
+          <w:sz w:val="28"/>
+          <w:szCs w:val="36"/>
+        </w:rPr>
+        <w:t>20) PRIMARY KEY,</w:t>
       </w:r>
       <w:r>
         <w:rPr>
@@ -1405,7 +2584,43 @@
           <w:szCs w:val="36"/>
         </w:rPr>
         <w:br/>
-        <w:t xml:space="preserve">    procedure_id VARCHAR(20) NOT NULL,</w:t>
+        <w:t xml:space="preserve">    </w:t>
+      </w:r>
+      <w:proofErr w:type="spellStart"/>
+      <w:r>
+        <w:rPr>
+          <w:rFonts w:ascii="Times New Roman" w:hAnsi="Times New Roman" w:cs="Times New Roman"/>
+          <w:sz w:val="28"/>
+          <w:szCs w:val="36"/>
+        </w:rPr>
+        <w:t>prescription_id</w:t>
+      </w:r>
+      <w:proofErr w:type="spellEnd"/>
+      <w:r>
+        <w:rPr>
+          <w:rFonts w:ascii="Times New Roman" w:hAnsi="Times New Roman" w:cs="Times New Roman"/>
+          <w:sz w:val="28"/>
+          <w:szCs w:val="36"/>
+        </w:rPr>
+        <w:t xml:space="preserve"> </w:t>
+      </w:r>
+      <w:proofErr w:type="gramStart"/>
+      <w:r>
+        <w:rPr>
+          <w:rFonts w:ascii="Times New Roman" w:hAnsi="Times New Roman" w:cs="Times New Roman"/>
+          <w:sz w:val="28"/>
+          <w:szCs w:val="36"/>
+        </w:rPr>
+        <w:t>VARCHAR(</w:t>
+      </w:r>
+      <w:proofErr w:type="gramEnd"/>
+      <w:r>
+        <w:rPr>
+          <w:rFonts w:ascii="Times New Roman" w:hAnsi="Times New Roman" w:cs="Times New Roman"/>
+          <w:sz w:val="28"/>
+          <w:szCs w:val="36"/>
+        </w:rPr>
+        <w:t>20) NOT NULL,</w:t>
       </w:r>
       <w:r>
         <w:rPr>
@@ -1414,7 +2629,43 @@
           <w:szCs w:val="36"/>
         </w:rPr>
         <w:br/>
-        <w:t xml:space="preserve">    logged_by VARCHAR(20) NOT NULL,</w:t>
+        <w:t xml:space="preserve">    </w:t>
+      </w:r>
+      <w:proofErr w:type="spellStart"/>
+      <w:r>
+        <w:rPr>
+          <w:rFonts w:ascii="Times New Roman" w:hAnsi="Times New Roman" w:cs="Times New Roman"/>
+          <w:sz w:val="28"/>
+          <w:szCs w:val="36"/>
+        </w:rPr>
+        <w:t>test_name</w:t>
+      </w:r>
+      <w:proofErr w:type="spellEnd"/>
+      <w:r>
+        <w:rPr>
+          <w:rFonts w:ascii="Times New Roman" w:hAnsi="Times New Roman" w:cs="Times New Roman"/>
+          <w:sz w:val="28"/>
+          <w:szCs w:val="36"/>
+        </w:rPr>
+        <w:t xml:space="preserve"> </w:t>
+      </w:r>
+      <w:proofErr w:type="gramStart"/>
+      <w:r>
+        <w:rPr>
+          <w:rFonts w:ascii="Times New Roman" w:hAnsi="Times New Roman" w:cs="Times New Roman"/>
+          <w:sz w:val="28"/>
+          <w:szCs w:val="36"/>
+        </w:rPr>
+        <w:t>VARCHAR(</w:t>
+      </w:r>
+      <w:proofErr w:type="gramEnd"/>
+      <w:r>
+        <w:rPr>
+          <w:rFonts w:ascii="Times New Roman" w:hAnsi="Times New Roman" w:cs="Times New Roman"/>
+          <w:sz w:val="28"/>
+          <w:szCs w:val="36"/>
+        </w:rPr>
+        <w:t>100) NOT NULL,</w:t>
       </w:r>
       <w:r>
         <w:rPr>
@@ -1423,7 +2674,25 @@
           <w:szCs w:val="36"/>
         </w:rPr>
         <w:br/>
-        <w:t xml:space="preserve">    log_date TIMESTAMP DEFAULT CURRENT_TIMESTAMP,</w:t>
+        <w:t xml:space="preserve">    </w:t>
+      </w:r>
+      <w:proofErr w:type="spellStart"/>
+      <w:r>
+        <w:rPr>
+          <w:rFonts w:ascii="Times New Roman" w:hAnsi="Times New Roman" w:cs="Times New Roman"/>
+          <w:sz w:val="28"/>
+          <w:szCs w:val="36"/>
+        </w:rPr>
+        <w:t>test_date</w:t>
+      </w:r>
+      <w:proofErr w:type="spellEnd"/>
+      <w:r>
+        <w:rPr>
+          <w:rFonts w:ascii="Times New Roman" w:hAnsi="Times New Roman" w:cs="Times New Roman"/>
+          <w:sz w:val="28"/>
+          <w:szCs w:val="36"/>
+        </w:rPr>
+        <w:t xml:space="preserve"> DATE NOT NULL,</w:t>
       </w:r>
       <w:r>
         <w:rPr>
@@ -1432,7 +2701,25 @@
           <w:szCs w:val="36"/>
         </w:rPr>
         <w:br/>
-        <w:t xml:space="preserve">    vitals TEXT,  -- optional (BP, temp, pulse)</w:t>
+        <w:t xml:space="preserve">    </w:t>
+      </w:r>
+      <w:proofErr w:type="spellStart"/>
+      <w:r>
+        <w:rPr>
+          <w:rFonts w:ascii="Times New Roman" w:hAnsi="Times New Roman" w:cs="Times New Roman"/>
+          <w:sz w:val="28"/>
+          <w:szCs w:val="36"/>
+        </w:rPr>
+        <w:t>result_summary</w:t>
+      </w:r>
+      <w:proofErr w:type="spellEnd"/>
+      <w:r>
+        <w:rPr>
+          <w:rFonts w:ascii="Times New Roman" w:hAnsi="Times New Roman" w:cs="Times New Roman"/>
+          <w:sz w:val="28"/>
+          <w:szCs w:val="36"/>
+        </w:rPr>
+        <w:t xml:space="preserve"> TEXT,</w:t>
       </w:r>
       <w:r>
         <w:rPr>
@@ -1441,7 +2728,25 @@
           <w:szCs w:val="36"/>
         </w:rPr>
         <w:br/>
-        <w:t xml:space="preserve">    notes TEXT,   -- e.g., "Patient stable", "No new meds today"</w:t>
+        <w:t xml:space="preserve">    </w:t>
+      </w:r>
+      <w:proofErr w:type="spellStart"/>
+      <w:r>
+        <w:rPr>
+          <w:rFonts w:ascii="Times New Roman" w:hAnsi="Times New Roman" w:cs="Times New Roman"/>
+          <w:sz w:val="28"/>
+          <w:szCs w:val="36"/>
+        </w:rPr>
+        <w:t>created_at</w:t>
+      </w:r>
+      <w:proofErr w:type="spellEnd"/>
+      <w:r>
+        <w:rPr>
+          <w:rFonts w:ascii="Times New Roman" w:hAnsi="Times New Roman" w:cs="Times New Roman"/>
+          <w:sz w:val="28"/>
+          <w:szCs w:val="36"/>
+        </w:rPr>
+        <w:t xml:space="preserve"> TIMESTAMP DEFAULT CURRENT_TIMESTAMP,</w:t>
       </w:r>
       <w:r>
         <w:rPr>
@@ -1450,16 +2755,43 @@
           <w:szCs w:val="36"/>
         </w:rPr>
         <w:br/>
-        <w:t xml:space="preserve">    created_at TIMESTAMP DEFAULT CURRENT_TIMESTAMP,</w:t>
-      </w:r>
-      <w:r>
-        <w:rPr>
-          <w:rFonts w:ascii="Times New Roman" w:hAnsi="Times New Roman" w:cs="Times New Roman"/>
-          <w:sz w:val="28"/>
-          <w:szCs w:val="36"/>
-        </w:rPr>
-        <w:br/>
-        <w:t xml:space="preserve">    FOREIGN KEY (procedure_id) REFERENCES medical_procedure(procedure_id)</w:t>
+        <w:t xml:space="preserve">    FOREIGN KEY (</w:t>
+      </w:r>
+      <w:proofErr w:type="spellStart"/>
+      <w:r>
+        <w:rPr>
+          <w:rFonts w:ascii="Times New Roman" w:hAnsi="Times New Roman" w:cs="Times New Roman"/>
+          <w:sz w:val="28"/>
+          <w:szCs w:val="36"/>
+        </w:rPr>
+        <w:t>prescription_id</w:t>
+      </w:r>
+      <w:proofErr w:type="spellEnd"/>
+      <w:r>
+        <w:rPr>
+          <w:rFonts w:ascii="Times New Roman" w:hAnsi="Times New Roman" w:cs="Times New Roman"/>
+          <w:sz w:val="28"/>
+          <w:szCs w:val="36"/>
+        </w:rPr>
+        <w:t>) REFERENCES prescription(</w:t>
+      </w:r>
+      <w:proofErr w:type="spellStart"/>
+      <w:r>
+        <w:rPr>
+          <w:rFonts w:ascii="Times New Roman" w:hAnsi="Times New Roman" w:cs="Times New Roman"/>
+          <w:sz w:val="28"/>
+          <w:szCs w:val="36"/>
+        </w:rPr>
+        <w:t>prescription_id</w:t>
+      </w:r>
+      <w:proofErr w:type="spellEnd"/>
+      <w:r>
+        <w:rPr>
+          <w:rFonts w:ascii="Times New Roman" w:hAnsi="Times New Roman" w:cs="Times New Roman"/>
+          <w:sz w:val="28"/>
+          <w:szCs w:val="36"/>
+        </w:rPr>
+        <w:t>)</w:t>
       </w:r>
       <w:r>
         <w:rPr>
@@ -1477,7 +2809,464 @@
           <w:szCs w:val="36"/>
         </w:rPr>
         <w:br/>
-      </w:r>
+        <w:t>It is the table to store the test details prescribed by the doctor</w:t>
+      </w:r>
+    </w:p>
+    <w:p>
+      <w:pPr>
+        <w:pStyle w:val="Heading2"/>
+        <w:rPr>
+          <w:rFonts w:ascii="Times New Roman" w:hAnsi="Times New Roman" w:cs="Times New Roman"/>
+          <w:sz w:val="40"/>
+          <w:szCs w:val="40"/>
+        </w:rPr>
+      </w:pPr>
+      <w:r>
+        <w:rPr>
+          <w:rFonts w:ascii="Times New Roman" w:hAnsi="Times New Roman" w:cs="Times New Roman"/>
+          <w:sz w:val="40"/>
+          <w:szCs w:val="40"/>
+        </w:rPr>
+        <w:t xml:space="preserve">7. Table: </w:t>
+      </w:r>
+      <w:proofErr w:type="spellStart"/>
+      <w:r>
+        <w:rPr>
+          <w:rFonts w:ascii="Times New Roman" w:hAnsi="Times New Roman" w:cs="Times New Roman"/>
+          <w:sz w:val="40"/>
+          <w:szCs w:val="40"/>
+        </w:rPr>
+        <w:t>procedure_daily_log</w:t>
+      </w:r>
+      <w:proofErr w:type="spellEnd"/>
+    </w:p>
+    <w:p>
+      <w:pPr>
+        <w:rPr>
+          <w:rFonts w:ascii="Times New Roman" w:hAnsi="Times New Roman" w:cs="Times New Roman"/>
+          <w:sz w:val="28"/>
+          <w:szCs w:val="36"/>
+        </w:rPr>
+      </w:pPr>
+      <w:r>
+        <w:rPr>
+          <w:rFonts w:ascii="Times New Roman" w:hAnsi="Times New Roman" w:cs="Times New Roman"/>
+          <w:sz w:val="28"/>
+          <w:szCs w:val="36"/>
+        </w:rPr>
+        <w:t>The `</w:t>
+      </w:r>
+      <w:proofErr w:type="spellStart"/>
+      <w:r>
+        <w:rPr>
+          <w:rFonts w:ascii="Times New Roman" w:hAnsi="Times New Roman" w:cs="Times New Roman"/>
+          <w:sz w:val="28"/>
+          <w:szCs w:val="36"/>
+        </w:rPr>
+        <w:t>procedure_daily_log</w:t>
+      </w:r>
+      <w:proofErr w:type="spellEnd"/>
+      <w:r>
+        <w:rPr>
+          <w:rFonts w:ascii="Times New Roman" w:hAnsi="Times New Roman" w:cs="Times New Roman"/>
+          <w:sz w:val="28"/>
+          <w:szCs w:val="36"/>
+        </w:rPr>
+        <w:t>` table stores daily logs of patient progress during long-term procedures, including vitals, notes, and the healthcare provider who entered the log.</w:t>
+      </w:r>
+    </w:p>
+    <w:p>
+      <w:pPr>
+        <w:rPr>
+          <w:rFonts w:ascii="Times New Roman" w:hAnsi="Times New Roman" w:cs="Times New Roman"/>
+          <w:sz w:val="28"/>
+          <w:szCs w:val="36"/>
+        </w:rPr>
+      </w:pPr>
+      <w:r>
+        <w:rPr>
+          <w:rFonts w:ascii="Times New Roman" w:hAnsi="Times New Roman" w:cs="Times New Roman"/>
+          <w:sz w:val="28"/>
+          <w:szCs w:val="36"/>
+        </w:rPr>
+        <w:t xml:space="preserve">**SQL </w:t>
+      </w:r>
+      <w:proofErr w:type="gramStart"/>
+      <w:r>
+        <w:rPr>
+          <w:rFonts w:ascii="Times New Roman" w:hAnsi="Times New Roman" w:cs="Times New Roman"/>
+          <w:sz w:val="28"/>
+          <w:szCs w:val="36"/>
+        </w:rPr>
+        <w:t>Definition:*</w:t>
+      </w:r>
+      <w:proofErr w:type="gramEnd"/>
+      <w:r>
+        <w:rPr>
+          <w:rFonts w:ascii="Times New Roman" w:hAnsi="Times New Roman" w:cs="Times New Roman"/>
+          <w:sz w:val="28"/>
+          <w:szCs w:val="36"/>
+        </w:rPr>
+        <w:t>*</w:t>
+      </w:r>
+    </w:p>
+    <w:p>
+      <w:pPr>
+        <w:rPr>
+          <w:rFonts w:ascii="Times New Roman" w:hAnsi="Times New Roman" w:cs="Times New Roman"/>
+          <w:sz w:val="24"/>
+          <w:szCs w:val="32"/>
+        </w:rPr>
+      </w:pPr>
+      <w:r>
+        <w:rPr>
+          <w:rFonts w:ascii="Times New Roman" w:hAnsi="Times New Roman" w:cs="Times New Roman"/>
+          <w:sz w:val="24"/>
+          <w:szCs w:val="32"/>
+        </w:rPr>
+        <w:t xml:space="preserve">CREATE TABLE </w:t>
+      </w:r>
+      <w:proofErr w:type="spellStart"/>
+      <w:r>
+        <w:rPr>
+          <w:rFonts w:ascii="Times New Roman" w:hAnsi="Times New Roman" w:cs="Times New Roman"/>
+          <w:sz w:val="24"/>
+          <w:szCs w:val="32"/>
+        </w:rPr>
+        <w:t>procedure_daily_log</w:t>
+      </w:r>
+      <w:proofErr w:type="spellEnd"/>
+      <w:r>
+        <w:rPr>
+          <w:rFonts w:ascii="Times New Roman" w:hAnsi="Times New Roman" w:cs="Times New Roman"/>
+          <w:sz w:val="24"/>
+          <w:szCs w:val="32"/>
+        </w:rPr>
+        <w:t xml:space="preserve"> (</w:t>
+      </w:r>
+      <w:r>
+        <w:rPr>
+          <w:rFonts w:ascii="Times New Roman" w:hAnsi="Times New Roman" w:cs="Times New Roman"/>
+          <w:sz w:val="24"/>
+          <w:szCs w:val="32"/>
+        </w:rPr>
+        <w:br/>
+        <w:t xml:space="preserve">    </w:t>
+      </w:r>
+      <w:proofErr w:type="spellStart"/>
+      <w:r>
+        <w:rPr>
+          <w:rFonts w:ascii="Times New Roman" w:hAnsi="Times New Roman" w:cs="Times New Roman"/>
+          <w:sz w:val="24"/>
+          <w:szCs w:val="32"/>
+        </w:rPr>
+        <w:t>log_id</w:t>
+      </w:r>
+      <w:proofErr w:type="spellEnd"/>
+      <w:r>
+        <w:rPr>
+          <w:rFonts w:ascii="Times New Roman" w:hAnsi="Times New Roman" w:cs="Times New Roman"/>
+          <w:sz w:val="24"/>
+          <w:szCs w:val="32"/>
+        </w:rPr>
+        <w:t xml:space="preserve"> </w:t>
+      </w:r>
+      <w:proofErr w:type="gramStart"/>
+      <w:r>
+        <w:rPr>
+          <w:rFonts w:ascii="Times New Roman" w:hAnsi="Times New Roman" w:cs="Times New Roman"/>
+          <w:sz w:val="24"/>
+          <w:szCs w:val="32"/>
+        </w:rPr>
+        <w:t>VARCHAR(</w:t>
+      </w:r>
+      <w:proofErr w:type="gramEnd"/>
+      <w:r>
+        <w:rPr>
+          <w:rFonts w:ascii="Times New Roman" w:hAnsi="Times New Roman" w:cs="Times New Roman"/>
+          <w:sz w:val="24"/>
+          <w:szCs w:val="32"/>
+        </w:rPr>
+        <w:t>20) PRIMARY KEY,</w:t>
+      </w:r>
+      <w:r>
+        <w:rPr>
+          <w:rFonts w:ascii="Times New Roman" w:hAnsi="Times New Roman" w:cs="Times New Roman"/>
+          <w:sz w:val="24"/>
+          <w:szCs w:val="32"/>
+        </w:rPr>
+        <w:br/>
+        <w:t xml:space="preserve">    </w:t>
+      </w:r>
+      <w:proofErr w:type="spellStart"/>
+      <w:r>
+        <w:rPr>
+          <w:rFonts w:ascii="Times New Roman" w:hAnsi="Times New Roman" w:cs="Times New Roman"/>
+          <w:sz w:val="24"/>
+          <w:szCs w:val="32"/>
+        </w:rPr>
+        <w:t>procedure_id</w:t>
+      </w:r>
+      <w:proofErr w:type="spellEnd"/>
+      <w:r>
+        <w:rPr>
+          <w:rFonts w:ascii="Times New Roman" w:hAnsi="Times New Roman" w:cs="Times New Roman"/>
+          <w:sz w:val="24"/>
+          <w:szCs w:val="32"/>
+        </w:rPr>
+        <w:t xml:space="preserve"> </w:t>
+      </w:r>
+      <w:proofErr w:type="gramStart"/>
+      <w:r>
+        <w:rPr>
+          <w:rFonts w:ascii="Times New Roman" w:hAnsi="Times New Roman" w:cs="Times New Roman"/>
+          <w:sz w:val="24"/>
+          <w:szCs w:val="32"/>
+        </w:rPr>
+        <w:t>VARCHAR(</w:t>
+      </w:r>
+      <w:proofErr w:type="gramEnd"/>
+      <w:r>
+        <w:rPr>
+          <w:rFonts w:ascii="Times New Roman" w:hAnsi="Times New Roman" w:cs="Times New Roman"/>
+          <w:sz w:val="24"/>
+          <w:szCs w:val="32"/>
+        </w:rPr>
+        <w:t>20) NOT NULL,</w:t>
+      </w:r>
+      <w:r>
+        <w:rPr>
+          <w:rFonts w:ascii="Times New Roman" w:hAnsi="Times New Roman" w:cs="Times New Roman"/>
+          <w:sz w:val="24"/>
+          <w:szCs w:val="32"/>
+        </w:rPr>
+        <w:br/>
+        <w:t xml:space="preserve">    </w:t>
+      </w:r>
+      <w:proofErr w:type="spellStart"/>
+      <w:r>
+        <w:rPr>
+          <w:rFonts w:ascii="Times New Roman" w:hAnsi="Times New Roman" w:cs="Times New Roman"/>
+          <w:sz w:val="24"/>
+          <w:szCs w:val="32"/>
+        </w:rPr>
+        <w:t>logged_by</w:t>
+      </w:r>
+      <w:proofErr w:type="spellEnd"/>
+      <w:r>
+        <w:rPr>
+          <w:rFonts w:ascii="Times New Roman" w:hAnsi="Times New Roman" w:cs="Times New Roman"/>
+          <w:sz w:val="24"/>
+          <w:szCs w:val="32"/>
+        </w:rPr>
+        <w:t xml:space="preserve"> </w:t>
+      </w:r>
+      <w:proofErr w:type="gramStart"/>
+      <w:r>
+        <w:rPr>
+          <w:rFonts w:ascii="Times New Roman" w:hAnsi="Times New Roman" w:cs="Times New Roman"/>
+          <w:sz w:val="24"/>
+          <w:szCs w:val="32"/>
+        </w:rPr>
+        <w:t>VARCHAR(</w:t>
+      </w:r>
+      <w:proofErr w:type="gramEnd"/>
+      <w:r>
+        <w:rPr>
+          <w:rFonts w:ascii="Times New Roman" w:hAnsi="Times New Roman" w:cs="Times New Roman"/>
+          <w:sz w:val="24"/>
+          <w:szCs w:val="32"/>
+        </w:rPr>
+        <w:t>20) NOT NULL,</w:t>
+      </w:r>
+      <w:r>
+        <w:rPr>
+          <w:rFonts w:ascii="Times New Roman" w:hAnsi="Times New Roman" w:cs="Times New Roman"/>
+          <w:sz w:val="24"/>
+          <w:szCs w:val="32"/>
+        </w:rPr>
+        <w:br/>
+        <w:t xml:space="preserve">    </w:t>
+      </w:r>
+      <w:proofErr w:type="spellStart"/>
+      <w:r>
+        <w:rPr>
+          <w:rFonts w:ascii="Times New Roman" w:hAnsi="Times New Roman" w:cs="Times New Roman"/>
+          <w:sz w:val="24"/>
+          <w:szCs w:val="32"/>
+        </w:rPr>
+        <w:t>log_date</w:t>
+      </w:r>
+      <w:proofErr w:type="spellEnd"/>
+      <w:r>
+        <w:rPr>
+          <w:rFonts w:ascii="Times New Roman" w:hAnsi="Times New Roman" w:cs="Times New Roman"/>
+          <w:sz w:val="24"/>
+          <w:szCs w:val="32"/>
+        </w:rPr>
+        <w:t xml:space="preserve"> TIMESTAMP DEFAULT CURRENT_TIMESTAMP,</w:t>
+      </w:r>
+      <w:r>
+        <w:rPr>
+          <w:rFonts w:ascii="Times New Roman" w:hAnsi="Times New Roman" w:cs="Times New Roman"/>
+          <w:sz w:val="24"/>
+          <w:szCs w:val="32"/>
+        </w:rPr>
+        <w:br/>
+        <w:t xml:space="preserve">    vitals </w:t>
+      </w:r>
+      <w:proofErr w:type="gramStart"/>
+      <w:r>
+        <w:rPr>
+          <w:rFonts w:ascii="Times New Roman" w:hAnsi="Times New Roman" w:cs="Times New Roman"/>
+          <w:sz w:val="24"/>
+          <w:szCs w:val="32"/>
+        </w:rPr>
+        <w:t>TEXT,  --</w:t>
+      </w:r>
+      <w:proofErr w:type="gramEnd"/>
+      <w:r>
+        <w:rPr>
+          <w:rFonts w:ascii="Times New Roman" w:hAnsi="Times New Roman" w:cs="Times New Roman"/>
+          <w:sz w:val="24"/>
+          <w:szCs w:val="32"/>
+        </w:rPr>
+        <w:t xml:space="preserve"> optional (BP, temp, pulse)</w:t>
+      </w:r>
+      <w:r>
+        <w:rPr>
+          <w:rFonts w:ascii="Times New Roman" w:hAnsi="Times New Roman" w:cs="Times New Roman"/>
+          <w:sz w:val="24"/>
+          <w:szCs w:val="32"/>
+        </w:rPr>
+        <w:br/>
+        <w:t xml:space="preserve">    notes </w:t>
+      </w:r>
+      <w:proofErr w:type="gramStart"/>
+      <w:r>
+        <w:rPr>
+          <w:rFonts w:ascii="Times New Roman" w:hAnsi="Times New Roman" w:cs="Times New Roman"/>
+          <w:sz w:val="24"/>
+          <w:szCs w:val="32"/>
+        </w:rPr>
+        <w:t xml:space="preserve">TEXT,   </w:t>
+      </w:r>
+      <w:proofErr w:type="gramEnd"/>
+      <w:r>
+        <w:rPr>
+          <w:rFonts w:ascii="Times New Roman" w:hAnsi="Times New Roman" w:cs="Times New Roman"/>
+          <w:sz w:val="24"/>
+          <w:szCs w:val="32"/>
+        </w:rPr>
+        <w:t>-- e.g., "Patient stable", "No new meds today"</w:t>
+      </w:r>
+      <w:r>
+        <w:rPr>
+          <w:rFonts w:ascii="Times New Roman" w:hAnsi="Times New Roman" w:cs="Times New Roman"/>
+          <w:sz w:val="24"/>
+          <w:szCs w:val="32"/>
+        </w:rPr>
+        <w:br/>
+        <w:t xml:space="preserve">    </w:t>
+      </w:r>
+      <w:proofErr w:type="spellStart"/>
+      <w:r>
+        <w:rPr>
+          <w:rFonts w:ascii="Times New Roman" w:hAnsi="Times New Roman" w:cs="Times New Roman"/>
+          <w:sz w:val="24"/>
+          <w:szCs w:val="32"/>
+        </w:rPr>
+        <w:t>created_at</w:t>
+      </w:r>
+      <w:proofErr w:type="spellEnd"/>
+      <w:r>
+        <w:rPr>
+          <w:rFonts w:ascii="Times New Roman" w:hAnsi="Times New Roman" w:cs="Times New Roman"/>
+          <w:sz w:val="24"/>
+          <w:szCs w:val="32"/>
+        </w:rPr>
+        <w:t xml:space="preserve"> TIMESTAMP DEFAULT CURRENT_TIMESTAMP,</w:t>
+      </w:r>
+      <w:r>
+        <w:rPr>
+          <w:rFonts w:ascii="Times New Roman" w:hAnsi="Times New Roman" w:cs="Times New Roman"/>
+          <w:sz w:val="24"/>
+          <w:szCs w:val="32"/>
+        </w:rPr>
+        <w:br/>
+        <w:t xml:space="preserve">    FOREIGN KEY (</w:t>
+      </w:r>
+      <w:proofErr w:type="spellStart"/>
+      <w:r>
+        <w:rPr>
+          <w:rFonts w:ascii="Times New Roman" w:hAnsi="Times New Roman" w:cs="Times New Roman"/>
+          <w:sz w:val="24"/>
+          <w:szCs w:val="32"/>
+        </w:rPr>
+        <w:t>procedure_id</w:t>
+      </w:r>
+      <w:proofErr w:type="spellEnd"/>
+      <w:r>
+        <w:rPr>
+          <w:rFonts w:ascii="Times New Roman" w:hAnsi="Times New Roman" w:cs="Times New Roman"/>
+          <w:sz w:val="24"/>
+          <w:szCs w:val="32"/>
+        </w:rPr>
+        <w:t xml:space="preserve">) REFERENCES </w:t>
+      </w:r>
+      <w:proofErr w:type="spellStart"/>
+      <w:r>
+        <w:rPr>
+          <w:rFonts w:ascii="Times New Roman" w:hAnsi="Times New Roman" w:cs="Times New Roman"/>
+          <w:sz w:val="24"/>
+          <w:szCs w:val="32"/>
+        </w:rPr>
+        <w:t>medical_procedure</w:t>
+      </w:r>
+      <w:proofErr w:type="spellEnd"/>
+      <w:r>
+        <w:rPr>
+          <w:rFonts w:ascii="Times New Roman" w:hAnsi="Times New Roman" w:cs="Times New Roman"/>
+          <w:sz w:val="24"/>
+          <w:szCs w:val="32"/>
+        </w:rPr>
+        <w:t>(</w:t>
+      </w:r>
+      <w:proofErr w:type="spellStart"/>
+      <w:r>
+        <w:rPr>
+          <w:rFonts w:ascii="Times New Roman" w:hAnsi="Times New Roman" w:cs="Times New Roman"/>
+          <w:sz w:val="24"/>
+          <w:szCs w:val="32"/>
+        </w:rPr>
+        <w:t>procedure_id</w:t>
+      </w:r>
+      <w:proofErr w:type="spellEnd"/>
+      <w:r>
+        <w:rPr>
+          <w:rFonts w:ascii="Times New Roman" w:hAnsi="Times New Roman" w:cs="Times New Roman"/>
+          <w:sz w:val="24"/>
+          <w:szCs w:val="32"/>
+        </w:rPr>
+        <w:t>));</w:t>
+      </w:r>
+      <w:r>
+        <w:rPr>
+          <w:rFonts w:ascii="Times New Roman" w:hAnsi="Times New Roman" w:cs="Times New Roman"/>
+          <w:sz w:val="28"/>
+          <w:szCs w:val="36"/>
+        </w:rPr>
+        <w:br/>
+      </w:r>
+    </w:p>
+    <w:p>
+      <w:pPr>
+        <w:rPr>
+          <w:rFonts w:ascii="Times New Roman" w:hAnsi="Times New Roman" w:cs="Times New Roman"/>
+          <w:sz w:val="28"/>
+          <w:szCs w:val="36"/>
+        </w:rPr>
+      </w:pPr>
       <w:r>
         <w:rPr>
           <w:rFonts w:ascii="Times New Roman" w:hAnsi="Times New Roman" w:cs="Times New Roman"/>
@@ -1485,7 +3274,33 @@
           <w:szCs w:val="36"/>
         </w:rPr>
         <w:lastRenderedPageBreak/>
-        <w:t>The procedure_daily_log table is used to store records of a patient’s ongoing medical procedure. Each record captures vital information such as health details of the patient.</w:t>
+        <w:t xml:space="preserve">The </w:t>
+      </w:r>
+      <w:proofErr w:type="spellStart"/>
+      <w:r>
+        <w:rPr>
+          <w:rFonts w:ascii="Times New Roman" w:hAnsi="Times New Roman" w:cs="Times New Roman"/>
+          <w:sz w:val="28"/>
+          <w:szCs w:val="36"/>
+        </w:rPr>
+        <w:t>procedure_daily_log</w:t>
+      </w:r>
+      <w:proofErr w:type="spellEnd"/>
+      <w:r>
+        <w:rPr>
+          <w:rFonts w:ascii="Times New Roman" w:hAnsi="Times New Roman" w:cs="Times New Roman"/>
+          <w:sz w:val="28"/>
+          <w:szCs w:val="36"/>
+        </w:rPr>
+        <w:t xml:space="preserve"> </w:t>
+      </w:r>
+      <w:r>
+        <w:rPr>
+          <w:rFonts w:ascii="Times New Roman" w:hAnsi="Times New Roman" w:cs="Times New Roman"/>
+          <w:sz w:val="28"/>
+          <w:szCs w:val="36"/>
+        </w:rPr>
+        <w:t>table is used to store records of a patient’s ongoing medical procedure. Each record captures vital information such as health details of the patient.</w:t>
       </w:r>
       <w:r>
         <w:rPr>
@@ -1494,7 +3309,25 @@
           <w:szCs w:val="36"/>
         </w:rPr>
         <w:br/>
-        <w:t>This table helps maintain a log history of patient health data during a procedure.</w:t>
+        <w:t xml:space="preserve">This table helps maintain a </w:t>
+      </w:r>
+      <w:proofErr w:type="spellStart"/>
+      <w:r>
+        <w:rPr>
+          <w:rFonts w:ascii="Times New Roman" w:hAnsi="Times New Roman" w:cs="Times New Roman"/>
+          <w:sz w:val="28"/>
+          <w:szCs w:val="36"/>
+        </w:rPr>
+        <w:t>log</w:t>
+      </w:r>
+      <w:proofErr w:type="spellEnd"/>
+      <w:r>
+        <w:rPr>
+          <w:rFonts w:ascii="Times New Roman" w:hAnsi="Times New Roman" w:cs="Times New Roman"/>
+          <w:sz w:val="28"/>
+          <w:szCs w:val="36"/>
+        </w:rPr>
+        <w:t xml:space="preserve"> history of patient health data during a procedure.</w:t>
       </w:r>
     </w:p>
     <w:sectPr>
